--- a/forms/保育料算定に係る生計状況申立書.docx
+++ b/forms/保育料算定に係る生計状況申立書.docx
@@ -4,7 +4,7 @@
   <w:body>
     <w:p>
       <w:pPr>
-        <w:spacing w:after="120"/>
+        <w:spacing w:after="100"/>
         <w:jc w:val="center"/>
       </w:pPr>
       <w:r>
@@ -20,7 +20,7 @@
     </w:p>
     <w:p>
       <w:pPr>
-        <w:spacing w:after="160"/>
+        <w:spacing w:after="140"/>
         <w:jc w:val="center"/>
       </w:pPr>
       <w:r>
@@ -51,22 +51,7 @@
     </w:p>
     <w:p>
       <w:pPr>
-        <w:spacing w:after="40" w:before="40"/>
-      </w:pPr>
-      <w:r>
-        <w:rPr>
-          <w:rFonts w:ascii="MS Mincho" w:eastAsia="ＭＳ 明朝" w:hAnsi="MS Mincho"/>
-          <w:b w:val="false"/>
-          <w:bCs w:val="false"/>
-          <w:sz w:val="8"/>
-          <w:szCs w:val="8"/>
-        </w:rPr>
-        <w:t xml:space="preserve">　</w:t>
-      </w:r>
-    </w:p>
-    <w:p>
-      <w:pPr>
-        <w:spacing w:after="60"/>
+        <w:spacing w:after="50"/>
         <w:jc w:val="right"/>
       </w:pPr>
       <w:r>
@@ -82,7 +67,7 @@
     </w:p>
     <w:p>
       <w:pPr>
-        <w:spacing w:after="120" w:before="60"/>
+        <w:spacing w:after="100" w:before="40"/>
       </w:pPr>
       <w:r>
         <w:rPr>
@@ -117,7 +102,7 @@
     </w:p>
     <w:p>
       <w:pPr>
-        <w:spacing w:after="60" w:before="160"/>
+        <w:spacing w:after="35" w:before="90"/>
       </w:pPr>
       <w:r>
         <w:rPr>
@@ -154,9 +139,9 @@
             <w:tcW w:type="dxa" w:w="1600"/>
             <w:shd w:fill="EEEEEE" w:val="clear"/>
             <w:tcMar>
-              <w:top w:type="dxa" w:w="60"/>
-              <w:left w:type="dxa" w:w="100"/>
-              <w:bottom w:type="dxa" w:w="60"/>
+              <w:top w:type="dxa" w:w="50"/>
+              <w:left w:type="dxa" w:w="100"/>
+              <w:bottom w:type="dxa" w:w="50"/>
               <w:right w:type="dxa" w:w="100"/>
             </w:tcMar>
             <w:vAlign w:val="center"/>
@@ -181,9 +166,9 @@
           <w:tcPr>
             <w:tcW w:type="dxa" w:w="3219"/>
             <w:tcMar>
-              <w:top w:type="dxa" w:w="60"/>
-              <w:left w:type="dxa" w:w="100"/>
-              <w:bottom w:type="dxa" w:w="60"/>
+              <w:top w:type="dxa" w:w="50"/>
+              <w:left w:type="dxa" w:w="100"/>
+              <w:bottom w:type="dxa" w:w="50"/>
               <w:right w:type="dxa" w:w="100"/>
             </w:tcMar>
             <w:vAlign w:val="center"/>
@@ -209,9 +194,9 @@
             <w:tcW w:type="dxa" w:w="1600"/>
             <w:shd w:fill="EEEEEE" w:val="clear"/>
             <w:tcMar>
-              <w:top w:type="dxa" w:w="60"/>
-              <w:left w:type="dxa" w:w="100"/>
-              <w:bottom w:type="dxa" w:w="60"/>
+              <w:top w:type="dxa" w:w="50"/>
+              <w:left w:type="dxa" w:w="100"/>
+              <w:bottom w:type="dxa" w:w="50"/>
               <w:right w:type="dxa" w:w="100"/>
             </w:tcMar>
             <w:vAlign w:val="center"/>
@@ -236,9 +221,9 @@
           <w:tcPr>
             <w:tcW w:type="dxa" w:w="3219"/>
             <w:tcMar>
-              <w:top w:type="dxa" w:w="60"/>
-              <w:left w:type="dxa" w:w="100"/>
-              <w:bottom w:type="dxa" w:w="60"/>
+              <w:top w:type="dxa" w:w="50"/>
+              <w:left w:type="dxa" w:w="100"/>
+              <w:bottom w:type="dxa" w:w="50"/>
               <w:right w:type="dxa" w:w="100"/>
             </w:tcMar>
             <w:vAlign w:val="center"/>
@@ -266,9 +251,9 @@
             <w:tcW w:type="dxa" w:w="1600"/>
             <w:shd w:fill="EEEEEE" w:val="clear"/>
             <w:tcMar>
-              <w:top w:type="dxa" w:w="60"/>
-              <w:left w:type="dxa" w:w="100"/>
-              <w:bottom w:type="dxa" w:w="60"/>
+              <w:top w:type="dxa" w:w="50"/>
+              <w:left w:type="dxa" w:w="100"/>
+              <w:bottom w:type="dxa" w:w="50"/>
               <w:right w:type="dxa" w:w="100"/>
             </w:tcMar>
             <w:vAlign w:val="center"/>
@@ -294,9 +279,9 @@
             <w:tcW w:type="dxa" w:w="3219"/>
             <w:gridSpan w:val="3"/>
             <w:tcMar>
-              <w:top w:type="dxa" w:w="60"/>
-              <w:left w:type="dxa" w:w="100"/>
-              <w:bottom w:type="dxa" w:w="60"/>
+              <w:top w:type="dxa" w:w="50"/>
+              <w:left w:type="dxa" w:w="100"/>
+              <w:bottom w:type="dxa" w:w="50"/>
               <w:right w:type="dxa" w:w="100"/>
             </w:tcMar>
             <w:vAlign w:val="center"/>
@@ -324,9 +309,9 @@
             <w:tcW w:type="dxa" w:w="1600"/>
             <w:shd w:fill="EEEEEE" w:val="clear"/>
             <w:tcMar>
-              <w:top w:type="dxa" w:w="60"/>
-              <w:left w:type="dxa" w:w="100"/>
-              <w:bottom w:type="dxa" w:w="60"/>
+              <w:top w:type="dxa" w:w="50"/>
+              <w:left w:type="dxa" w:w="100"/>
+              <w:bottom w:type="dxa" w:w="50"/>
               <w:right w:type="dxa" w:w="100"/>
             </w:tcMar>
             <w:vAlign w:val="center"/>
@@ -351,9 +336,9 @@
           <w:tcPr>
             <w:tcW w:type="dxa" w:w="3219"/>
             <w:tcMar>
-              <w:top w:type="dxa" w:w="60"/>
-              <w:left w:type="dxa" w:w="100"/>
-              <w:bottom w:type="dxa" w:w="60"/>
+              <w:top w:type="dxa" w:w="50"/>
+              <w:left w:type="dxa" w:w="100"/>
+              <w:bottom w:type="dxa" w:w="50"/>
               <w:right w:type="dxa" w:w="100"/>
             </w:tcMar>
             <w:vAlign w:val="center"/>
@@ -379,9 +364,9 @@
             <w:tcW w:type="dxa" w:w="1600"/>
             <w:shd w:fill="EEEEEE" w:val="clear"/>
             <w:tcMar>
-              <w:top w:type="dxa" w:w="60"/>
-              <w:left w:type="dxa" w:w="100"/>
-              <w:bottom w:type="dxa" w:w="60"/>
+              <w:top w:type="dxa" w:w="50"/>
+              <w:left w:type="dxa" w:w="100"/>
+              <w:bottom w:type="dxa" w:w="50"/>
               <w:right w:type="dxa" w:w="100"/>
             </w:tcMar>
             <w:vAlign w:val="center"/>
@@ -406,9 +391,9 @@
           <w:tcPr>
             <w:tcW w:type="dxa" w:w="3219"/>
             <w:tcMar>
-              <w:top w:type="dxa" w:w="60"/>
-              <w:left w:type="dxa" w:w="100"/>
-              <w:bottom w:type="dxa" w:w="60"/>
+              <w:top w:type="dxa" w:w="50"/>
+              <w:left w:type="dxa" w:w="100"/>
+              <w:bottom w:type="dxa" w:w="50"/>
               <w:right w:type="dxa" w:w="100"/>
             </w:tcMar>
             <w:vAlign w:val="center"/>
@@ -436,9 +421,9 @@
             <w:tcW w:type="dxa" w:w="1600"/>
             <w:shd w:fill="EEEEEE" w:val="clear"/>
             <w:tcMar>
-              <w:top w:type="dxa" w:w="60"/>
-              <w:left w:type="dxa" w:w="100"/>
-              <w:bottom w:type="dxa" w:w="60"/>
+              <w:top w:type="dxa" w:w="50"/>
+              <w:left w:type="dxa" w:w="100"/>
+              <w:bottom w:type="dxa" w:w="50"/>
               <w:right w:type="dxa" w:w="100"/>
             </w:tcMar>
             <w:vAlign w:val="center"/>
@@ -463,9 +448,9 @@
           <w:tcPr>
             <w:tcW w:type="dxa" w:w="3219"/>
             <w:tcMar>
-              <w:top w:type="dxa" w:w="60"/>
-              <w:left w:type="dxa" w:w="100"/>
-              <w:bottom w:type="dxa" w:w="60"/>
+              <w:top w:type="dxa" w:w="50"/>
+              <w:left w:type="dxa" w:w="100"/>
+              <w:bottom w:type="dxa" w:w="50"/>
               <w:right w:type="dxa" w:w="100"/>
             </w:tcMar>
             <w:vAlign w:val="center"/>
@@ -491,9 +476,9 @@
             <w:tcW w:type="dxa" w:w="1600"/>
             <w:shd w:fill="EEEEEE" w:val="clear"/>
             <w:tcMar>
-              <w:top w:type="dxa" w:w="60"/>
-              <w:left w:type="dxa" w:w="100"/>
-              <w:bottom w:type="dxa" w:w="60"/>
+              <w:top w:type="dxa" w:w="50"/>
+              <w:left w:type="dxa" w:w="100"/>
+              <w:bottom w:type="dxa" w:w="50"/>
               <w:right w:type="dxa" w:w="100"/>
             </w:tcMar>
             <w:vAlign w:val="center"/>
@@ -518,9 +503,9 @@
           <w:tcPr>
             <w:tcW w:type="dxa" w:w="3219"/>
             <w:tcMar>
-              <w:top w:type="dxa" w:w="60"/>
-              <w:left w:type="dxa" w:w="100"/>
-              <w:bottom w:type="dxa" w:w="60"/>
+              <w:top w:type="dxa" w:w="50"/>
+              <w:left w:type="dxa" w:w="100"/>
+              <w:bottom w:type="dxa" w:w="50"/>
               <w:right w:type="dxa" w:w="100"/>
             </w:tcMar>
             <w:vAlign w:val="center"/>
@@ -545,7 +530,7 @@
     </w:tbl>
     <w:p>
       <w:pPr>
-        <w:spacing w:after="60" w:before="160"/>
+        <w:spacing w:after="35" w:before="90"/>
       </w:pPr>
       <w:r>
         <w:rPr>
@@ -582,9 +567,9 @@
             <w:tcW w:type="dxa" w:w="2500"/>
             <w:shd w:fill="EEEEEE" w:val="clear"/>
             <w:tcMar>
-              <w:top w:type="dxa" w:w="60"/>
-              <w:left w:type="dxa" w:w="100"/>
-              <w:bottom w:type="dxa" w:w="60"/>
+              <w:top w:type="dxa" w:w="50"/>
+              <w:left w:type="dxa" w:w="100"/>
+              <w:bottom w:type="dxa" w:w="50"/>
               <w:right w:type="dxa" w:w="100"/>
             </w:tcMar>
             <w:vAlign w:val="center"/>
@@ -611,9 +596,9 @@
             <w:tcW w:type="dxa" w:w="1500"/>
             <w:shd w:fill="EEEEEE" w:val="clear"/>
             <w:tcMar>
-              <w:top w:type="dxa" w:w="60"/>
-              <w:left w:type="dxa" w:w="100"/>
-              <w:bottom w:type="dxa" w:w="60"/>
+              <w:top w:type="dxa" w:w="50"/>
+              <w:left w:type="dxa" w:w="100"/>
+              <w:bottom w:type="dxa" w:w="50"/>
               <w:right w:type="dxa" w:w="100"/>
             </w:tcMar>
             <w:vAlign w:val="center"/>
@@ -640,9 +625,9 @@
             <w:tcW w:type="dxa" w:w="2800"/>
             <w:shd w:fill="EEEEEE" w:val="clear"/>
             <w:tcMar>
-              <w:top w:type="dxa" w:w="60"/>
-              <w:left w:type="dxa" w:w="100"/>
-              <w:bottom w:type="dxa" w:w="60"/>
+              <w:top w:type="dxa" w:w="50"/>
+              <w:left w:type="dxa" w:w="100"/>
+              <w:bottom w:type="dxa" w:w="50"/>
               <w:right w:type="dxa" w:w="100"/>
             </w:tcMar>
             <w:vAlign w:val="center"/>
@@ -669,9 +654,9 @@
             <w:tcW w:type="dxa" w:w="2838"/>
             <w:shd w:fill="EEEEEE" w:val="clear"/>
             <w:tcMar>
-              <w:top w:type="dxa" w:w="60"/>
-              <w:left w:type="dxa" w:w="100"/>
-              <w:bottom w:type="dxa" w:w="60"/>
+              <w:top w:type="dxa" w:w="50"/>
+              <w:left w:type="dxa" w:w="100"/>
+              <w:bottom w:type="dxa" w:w="50"/>
               <w:right w:type="dxa" w:w="100"/>
             </w:tcMar>
             <w:vAlign w:val="center"/>
@@ -699,9 +684,9 @@
           <w:tcPr>
             <w:tcW w:type="dxa" w:w="2500"/>
             <w:tcMar>
-              <w:top w:type="dxa" w:w="60"/>
-              <w:left w:type="dxa" w:w="100"/>
-              <w:bottom w:type="dxa" w:w="60"/>
+              <w:top w:type="dxa" w:w="50"/>
+              <w:left w:type="dxa" w:w="100"/>
+              <w:bottom w:type="dxa" w:w="50"/>
               <w:right w:type="dxa" w:w="100"/>
             </w:tcMar>
             <w:vAlign w:val="center"/>
@@ -726,9 +711,9 @@
           <w:tcPr>
             <w:tcW w:type="dxa" w:w="1500"/>
             <w:tcMar>
-              <w:top w:type="dxa" w:w="60"/>
-              <w:left w:type="dxa" w:w="100"/>
-              <w:bottom w:type="dxa" w:w="60"/>
+              <w:top w:type="dxa" w:w="50"/>
+              <w:left w:type="dxa" w:w="100"/>
+              <w:bottom w:type="dxa" w:w="50"/>
               <w:right w:type="dxa" w:w="100"/>
             </w:tcMar>
             <w:vAlign w:val="center"/>
@@ -753,9 +738,9 @@
           <w:tcPr>
             <w:tcW w:type="dxa" w:w="2800"/>
             <w:tcMar>
-              <w:top w:type="dxa" w:w="60"/>
-              <w:left w:type="dxa" w:w="100"/>
-              <w:bottom w:type="dxa" w:w="60"/>
+              <w:top w:type="dxa" w:w="50"/>
+              <w:left w:type="dxa" w:w="100"/>
+              <w:bottom w:type="dxa" w:w="50"/>
               <w:right w:type="dxa" w:w="100"/>
             </w:tcMar>
             <w:vAlign w:val="center"/>
@@ -780,9 +765,9 @@
           <w:tcPr>
             <w:tcW w:type="dxa" w:w="2838"/>
             <w:tcMar>
-              <w:top w:type="dxa" w:w="60"/>
-              <w:left w:type="dxa" w:w="100"/>
-              <w:bottom w:type="dxa" w:w="60"/>
+              <w:top w:type="dxa" w:w="50"/>
+              <w:left w:type="dxa" w:w="100"/>
+              <w:bottom w:type="dxa" w:w="50"/>
               <w:right w:type="dxa" w:w="100"/>
             </w:tcMar>
             <w:vAlign w:val="center"/>
@@ -809,9 +794,9 @@
           <w:tcPr>
             <w:tcW w:type="dxa" w:w="2500"/>
             <w:tcMar>
-              <w:top w:type="dxa" w:w="60"/>
-              <w:left w:type="dxa" w:w="100"/>
-              <w:bottom w:type="dxa" w:w="60"/>
+              <w:top w:type="dxa" w:w="50"/>
+              <w:left w:type="dxa" w:w="100"/>
+              <w:bottom w:type="dxa" w:w="50"/>
               <w:right w:type="dxa" w:w="100"/>
             </w:tcMar>
             <w:vAlign w:val="center"/>
@@ -836,9 +821,9 @@
           <w:tcPr>
             <w:tcW w:type="dxa" w:w="1500"/>
             <w:tcMar>
-              <w:top w:type="dxa" w:w="60"/>
-              <w:left w:type="dxa" w:w="100"/>
-              <w:bottom w:type="dxa" w:w="60"/>
+              <w:top w:type="dxa" w:w="50"/>
+              <w:left w:type="dxa" w:w="100"/>
+              <w:bottom w:type="dxa" w:w="50"/>
               <w:right w:type="dxa" w:w="100"/>
             </w:tcMar>
             <w:vAlign w:val="center"/>
@@ -863,9 +848,9 @@
           <w:tcPr>
             <w:tcW w:type="dxa" w:w="2800"/>
             <w:tcMar>
-              <w:top w:type="dxa" w:w="60"/>
-              <w:left w:type="dxa" w:w="100"/>
-              <w:bottom w:type="dxa" w:w="60"/>
+              <w:top w:type="dxa" w:w="50"/>
+              <w:left w:type="dxa" w:w="100"/>
+              <w:bottom w:type="dxa" w:w="50"/>
               <w:right w:type="dxa" w:w="100"/>
             </w:tcMar>
             <w:vAlign w:val="center"/>
@@ -890,9 +875,9 @@
           <w:tcPr>
             <w:tcW w:type="dxa" w:w="2838"/>
             <w:tcMar>
-              <w:top w:type="dxa" w:w="60"/>
-              <w:left w:type="dxa" w:w="100"/>
-              <w:bottom w:type="dxa" w:w="60"/>
+              <w:top w:type="dxa" w:w="50"/>
+              <w:left w:type="dxa" w:w="100"/>
+              <w:bottom w:type="dxa" w:w="50"/>
               <w:right w:type="dxa" w:w="100"/>
             </w:tcMar>
             <w:vAlign w:val="center"/>
@@ -919,9 +904,9 @@
           <w:tcPr>
             <w:tcW w:type="dxa" w:w="2500"/>
             <w:tcMar>
-              <w:top w:type="dxa" w:w="60"/>
-              <w:left w:type="dxa" w:w="100"/>
-              <w:bottom w:type="dxa" w:w="60"/>
+              <w:top w:type="dxa" w:w="50"/>
+              <w:left w:type="dxa" w:w="100"/>
+              <w:bottom w:type="dxa" w:w="50"/>
               <w:right w:type="dxa" w:w="100"/>
             </w:tcMar>
             <w:vAlign w:val="center"/>
@@ -946,9 +931,9 @@
           <w:tcPr>
             <w:tcW w:type="dxa" w:w="1500"/>
             <w:tcMar>
-              <w:top w:type="dxa" w:w="60"/>
-              <w:left w:type="dxa" w:w="100"/>
-              <w:bottom w:type="dxa" w:w="60"/>
+              <w:top w:type="dxa" w:w="50"/>
+              <w:left w:type="dxa" w:w="100"/>
+              <w:bottom w:type="dxa" w:w="50"/>
               <w:right w:type="dxa" w:w="100"/>
             </w:tcMar>
             <w:vAlign w:val="center"/>
@@ -973,9 +958,9 @@
           <w:tcPr>
             <w:tcW w:type="dxa" w:w="2800"/>
             <w:tcMar>
-              <w:top w:type="dxa" w:w="60"/>
-              <w:left w:type="dxa" w:w="100"/>
-              <w:bottom w:type="dxa" w:w="60"/>
+              <w:top w:type="dxa" w:w="50"/>
+              <w:left w:type="dxa" w:w="100"/>
+              <w:bottom w:type="dxa" w:w="50"/>
               <w:right w:type="dxa" w:w="100"/>
             </w:tcMar>
             <w:vAlign w:val="center"/>
@@ -1000,9 +985,9 @@
           <w:tcPr>
             <w:tcW w:type="dxa" w:w="2838"/>
             <w:tcMar>
-              <w:top w:type="dxa" w:w="60"/>
-              <w:left w:type="dxa" w:w="100"/>
-              <w:bottom w:type="dxa" w:w="60"/>
+              <w:top w:type="dxa" w:w="50"/>
+              <w:left w:type="dxa" w:w="100"/>
+              <w:bottom w:type="dxa" w:w="50"/>
               <w:right w:type="dxa" w:w="100"/>
             </w:tcMar>
             <w:vAlign w:val="center"/>
@@ -1042,7 +1027,7 @@
     </w:p>
     <w:p>
       <w:pPr>
-        <w:spacing w:after="60" w:before="160"/>
+        <w:spacing w:after="35" w:before="90"/>
       </w:pPr>
       <w:r>
         <w:rPr>
@@ -1052,52 +1037,7 @@
           <w:sz w:val="21"/>
           <w:szCs w:val="21"/>
         </w:rPr>
-        <w:t xml:space="preserve">３　住民票上の世帯の状況（該当する□にレ点を記入してください。以下同じ。）</w:t>
-      </w:r>
-    </w:p>
-    <w:p>
-      <w:pPr>
-        <w:spacing w:after="20" w:before="20"/>
-      </w:pPr>
-      <w:r>
-        <w:rPr>
-          <w:rFonts w:ascii="MS Mincho" w:eastAsia="ＭＳ 明朝" w:hAnsi="MS Mincho"/>
-          <w:b w:val="false"/>
-          <w:bCs w:val="false"/>
-          <w:sz w:val="20"/>
-          <w:szCs w:val="20"/>
-        </w:rPr>
-        <w:t xml:space="preserve">□　祖父母等と同一世帯である　　　□　世帯分離している（分離年月日：　　　年　　月　　日）</w:t>
-      </w:r>
-    </w:p>
-    <w:p>
-      <w:pPr>
-        <w:spacing w:after="60" w:before="40"/>
-      </w:pPr>
-      <w:r>
-        <w:rPr>
-          <w:rFonts w:ascii="MS Mincho" w:eastAsia="ＭＳ 明朝" w:hAnsi="MS Mincho"/>
-          <w:b w:val="false"/>
-          <w:bCs w:val="false"/>
-          <w:sz w:val="18"/>
-          <w:szCs w:val="18"/>
-        </w:rPr>
-        <w:t xml:space="preserve">※　住民票上の世帯分離のみをもって別生計とは判断されません。以下の項目により実態を確認します。</w:t>
-      </w:r>
-    </w:p>
-    <w:p>
-      <w:pPr>
-        <w:spacing w:after="60" w:before="160"/>
-      </w:pPr>
-      <w:r>
-        <w:rPr>
-          <w:rFonts w:ascii="MS Gothic" w:eastAsia="ＭＳ ゴシック" w:hAnsi="MS Gothic"/>
-          <w:b/>
-          <w:bCs/>
-          <w:sz w:val="21"/>
-          <w:szCs w:val="21"/>
-        </w:rPr>
-        <w:t xml:space="preserve">４　住居の状況</w:t>
+        <w:t xml:space="preserve">３　住所・世帯の状況（該当する□にレ点を記入してください。以下同じ。）</w:t>
       </w:r>
     </w:p>
     <w:tbl>
@@ -1122,36 +1062,9 @@
             <w:tcW w:type="dxa" w:w="2800"/>
             <w:shd w:fill="EEEEEE" w:val="clear"/>
             <w:tcMar>
-              <w:top w:type="dxa" w:w="60"/>
-              <w:left w:type="dxa" w:w="100"/>
-              <w:bottom w:type="dxa" w:w="60"/>
-              <w:right w:type="dxa" w:w="100"/>
-            </w:tcMar>
-            <w:vAlign w:val="center"/>
-          </w:tcPr>
-          <w:p>
-            <w:pPr>
-              <w:spacing w:after="0" w:before="0"/>
-            </w:pPr>
-            <w:r>
-              <w:rPr>
-                <w:rFonts w:ascii="MS Mincho" w:eastAsia="ＭＳ 明朝" w:hAnsi="MS Mincho"/>
-                <w:b w:val="false"/>
-                <w:bCs w:val="false"/>
-                <w:sz w:val="20"/>
-                <w:szCs w:val="20"/>
-              </w:rPr>
-              <w:t xml:space="preserve">住宅の種別</w:t>
-            </w:r>
-          </w:p>
-        </w:tc>
-        <w:tc>
-          <w:tcPr>
-            <w:tcW w:type="dxa" w:w="6838"/>
-            <w:tcMar>
-              <w:top w:type="dxa" w:w="60"/>
-              <w:left w:type="dxa" w:w="100"/>
-              <w:bottom w:type="dxa" w:w="60"/>
+              <w:top w:type="dxa" w:w="50"/>
+              <w:left w:type="dxa" w:w="100"/>
+              <w:bottom w:type="dxa" w:w="50"/>
               <w:right w:type="dxa" w:w="100"/>
             </w:tcMar>
             <w:vAlign w:val="center"/>
@@ -1168,7 +1081,34 @@
                 <w:sz w:val="18"/>
                 <w:szCs w:val="18"/>
               </w:rPr>
-              <w:t xml:space="preserve">□ 持家（名義人：　　　　　　　）　□ 借家・アパート（契約者：　　　　　　　）　□ その他（　　　　　　　）</w:t>
+              <w:t xml:space="preserve">住所（地番）の同一性</w:t>
+            </w:r>
+          </w:p>
+        </w:tc>
+        <w:tc>
+          <w:tcPr>
+            <w:tcW w:type="dxa" w:w="6838"/>
+            <w:tcMar>
+              <w:top w:type="dxa" w:w="50"/>
+              <w:left w:type="dxa" w:w="100"/>
+              <w:bottom w:type="dxa" w:w="50"/>
+              <w:right w:type="dxa" w:w="100"/>
+            </w:tcMar>
+            <w:vAlign w:val="center"/>
+          </w:tcPr>
+          <w:p>
+            <w:pPr>
+              <w:spacing w:after="0" w:before="0"/>
+            </w:pPr>
+            <w:r>
+              <w:rPr>
+                <w:rFonts w:ascii="MS Mincho" w:eastAsia="ＭＳ 明朝" w:hAnsi="MS Mincho"/>
+                <w:b w:val="false"/>
+                <w:bCs w:val="false"/>
+                <w:sz w:val="18"/>
+                <w:szCs w:val="18"/>
+              </w:rPr>
+              <w:t xml:space="preserve">祖父母等とは　□ 同一の住所（地番・同一建物）に居住　□ 別の住所（住居表示・地番が異なる）</w:t>
             </w:r>
           </w:p>
         </w:tc>
@@ -1179,36 +1119,9 @@
             <w:tcW w:type="dxa" w:w="2800"/>
             <w:shd w:fill="EEEEEE" w:val="clear"/>
             <w:tcMar>
-              <w:top w:type="dxa" w:w="60"/>
-              <w:left w:type="dxa" w:w="100"/>
-              <w:bottom w:type="dxa" w:w="60"/>
-              <w:right w:type="dxa" w:w="100"/>
-            </w:tcMar>
-            <w:vAlign w:val="center"/>
-          </w:tcPr>
-          <w:p>
-            <w:pPr>
-              <w:spacing w:after="0" w:before="0"/>
-            </w:pPr>
-            <w:r>
-              <w:rPr>
-                <w:rFonts w:ascii="MS Mincho" w:eastAsia="ＭＳ 明朝" w:hAnsi="MS Mincho"/>
-                <w:b w:val="false"/>
-                <w:bCs w:val="false"/>
-                <w:sz w:val="20"/>
-                <w:szCs w:val="20"/>
-              </w:rPr>
-              <w:t xml:space="preserve">住宅の構造</w:t>
-            </w:r>
-          </w:p>
-        </w:tc>
-        <w:tc>
-          <w:tcPr>
-            <w:tcW w:type="dxa" w:w="6838"/>
-            <w:tcMar>
-              <w:top w:type="dxa" w:w="60"/>
-              <w:left w:type="dxa" w:w="100"/>
-              <w:bottom w:type="dxa" w:w="60"/>
+              <w:top w:type="dxa" w:w="50"/>
+              <w:left w:type="dxa" w:w="100"/>
+              <w:bottom w:type="dxa" w:w="50"/>
               <w:right w:type="dxa" w:w="100"/>
             </w:tcMar>
             <w:vAlign w:val="center"/>
@@ -1225,37 +1138,7 @@
                 <w:sz w:val="18"/>
                 <w:szCs w:val="18"/>
               </w:rPr>
-              <w:t xml:space="preserve">□ 完全分離型二世帯住宅　□ 一部共用の二世帯住宅　□ 一般住宅（共用）</w:t>
-            </w:r>
-          </w:p>
-        </w:tc>
-      </w:tr>
-      <w:tr>
-        <w:tc>
-          <w:tcPr>
-            <w:tcW w:type="dxa" w:w="2800"/>
-            <w:shd w:fill="EEEEEE" w:val="clear"/>
-            <w:tcMar>
-              <w:top w:type="dxa" w:w="60"/>
-              <w:left w:type="dxa" w:w="100"/>
-              <w:bottom w:type="dxa" w:w="60"/>
-              <w:right w:type="dxa" w:w="100"/>
-            </w:tcMar>
-            <w:vAlign w:val="center"/>
-          </w:tcPr>
-          <w:p>
-            <w:pPr>
-              <w:spacing w:after="0" w:before="0"/>
-            </w:pPr>
-            <w:r>
-              <w:rPr>
-                <w:rFonts w:ascii="MS Mincho" w:eastAsia="ＭＳ 明朝" w:hAnsi="MS Mincho"/>
-                <w:b w:val="false"/>
-                <w:bCs w:val="false"/>
-                <w:sz w:val="20"/>
-                <w:szCs w:val="20"/>
-              </w:rPr>
-              <w:t xml:space="preserve">玄関・台所・浴室</w:t>
+              <w:t xml:space="preserve">住民票上の世帯</w:t>
             </w:r>
           </w:p>
         </w:tc>
@@ -1263,9 +1146,9 @@
           <w:tcPr>
             <w:tcW w:type="dxa" w:w="6838"/>
             <w:tcMar>
-              <w:top w:type="dxa" w:w="60"/>
-              <w:left w:type="dxa" w:w="100"/>
-              <w:bottom w:type="dxa" w:w="60"/>
+              <w:top w:type="dxa" w:w="50"/>
+              <w:left w:type="dxa" w:w="100"/>
+              <w:bottom w:type="dxa" w:w="50"/>
               <w:right w:type="dxa" w:w="100"/>
             </w:tcMar>
             <w:vAlign w:val="center"/>
@@ -1282,64 +1165,7 @@
                 <w:sz w:val="18"/>
                 <w:szCs w:val="18"/>
               </w:rPr>
-              <w:t xml:space="preserve">玄関（□別・□共用）　台所（□別・□共用）　浴室（□別・□共用）</w:t>
-            </w:r>
-          </w:p>
-        </w:tc>
-      </w:tr>
-      <w:tr>
-        <w:tc>
-          <w:tcPr>
-            <w:tcW w:type="dxa" w:w="2800"/>
-            <w:shd w:fill="EEEEEE" w:val="clear"/>
-            <w:tcMar>
-              <w:top w:type="dxa" w:w="60"/>
-              <w:left w:type="dxa" w:w="100"/>
-              <w:bottom w:type="dxa" w:w="60"/>
-              <w:right w:type="dxa" w:w="100"/>
-            </w:tcMar>
-            <w:vAlign w:val="center"/>
-          </w:tcPr>
-          <w:p>
-            <w:pPr>
-              <w:spacing w:after="0" w:before="0"/>
-            </w:pPr>
-            <w:r>
-              <w:rPr>
-                <w:rFonts w:ascii="MS Mincho" w:eastAsia="ＭＳ 明朝" w:hAnsi="MS Mincho"/>
-                <w:b w:val="false"/>
-                <w:bCs w:val="false"/>
-                <w:sz w:val="20"/>
-                <w:szCs w:val="20"/>
-              </w:rPr>
-              <w:t xml:space="preserve">光熱水道の契約・メーター</w:t>
-            </w:r>
-          </w:p>
-        </w:tc>
-        <w:tc>
-          <w:tcPr>
-            <w:tcW w:type="dxa" w:w="6838"/>
-            <w:tcMar>
-              <w:top w:type="dxa" w:w="60"/>
-              <w:left w:type="dxa" w:w="100"/>
-              <w:bottom w:type="dxa" w:w="60"/>
-              <w:right w:type="dxa" w:w="100"/>
-            </w:tcMar>
-            <w:vAlign w:val="center"/>
-          </w:tcPr>
-          <w:p>
-            <w:pPr>
-              <w:spacing w:after="0" w:before="0"/>
-            </w:pPr>
-            <w:r>
-              <w:rPr>
-                <w:rFonts w:ascii="MS Mincho" w:eastAsia="ＭＳ 明朝" w:hAnsi="MS Mincho"/>
-                <w:b w:val="false"/>
-                <w:bCs w:val="false"/>
-                <w:sz w:val="18"/>
-                <w:szCs w:val="18"/>
-              </w:rPr>
-              <w:t xml:space="preserve">電気（□別・□共用）　ガス（□別・□共用）　水道（□別・□共用）</w:t>
+              <w:t xml:space="preserve">□ 同一世帯　□ 世帯分離している（分離年月日：　　　年　　月　　日）</w:t>
             </w:r>
           </w:p>
         </w:tc>
@@ -1347,7 +1173,22 @@
     </w:tbl>
     <w:p>
       <w:pPr>
-        <w:spacing w:after="60" w:before="160"/>
+        <w:spacing w:after="40" w:before="30"/>
+      </w:pPr>
+      <w:r>
+        <w:rPr>
+          <w:rFonts w:ascii="MS Mincho" w:eastAsia="ＭＳ 明朝" w:hAnsi="MS Mincho"/>
+          <w:b w:val="false"/>
+          <w:bCs w:val="false"/>
+          <w:sz w:val="16"/>
+          <w:szCs w:val="16"/>
+        </w:rPr>
+        <w:t xml:space="preserve">※　同居か否かは住所（地番）の同一性により判定され、住民票上の世帯分離のみをもって別生計とは判断されません。</w:t>
+      </w:r>
+    </w:p>
+    <w:p>
+      <w:pPr>
+        <w:spacing w:after="35" w:before="90"/>
       </w:pPr>
       <w:r>
         <w:rPr>
@@ -1357,7 +1198,1031 @@
           <w:sz w:val="21"/>
           <w:szCs w:val="21"/>
         </w:rPr>
-        <w:t xml:space="preserve">５　家計の状況（それぞれ主に負担している方を記入してください）</w:t>
+        <w:t xml:space="preserve">４　父母の課税・就労・収入の状況</w:t>
+      </w:r>
+    </w:p>
+    <w:tbl>
+      <w:tblPr>
+        <w:tblW w:type="dxa" w:w="9638"/>
+        <w:tblBorders>
+          <w:top w:val="single" w:color="000000" w:sz="4"/>
+          <w:left w:val="single" w:color="000000" w:sz="4"/>
+          <w:bottom w:val="single" w:color="000000" w:sz="4"/>
+          <w:right w:val="single" w:color="000000" w:sz="4"/>
+          <w:insideH w:val="single" w:color="auto" w:sz="4"/>
+          <w:insideV w:val="single" w:color="auto" w:sz="4"/>
+        </w:tblBorders>
+      </w:tblPr>
+      <w:tblGrid>
+        <w:gridCol w:w="900"/>
+        <w:gridCol w:w="2700"/>
+        <w:gridCol w:w="2700"/>
+        <w:gridCol w:w="1800"/>
+        <w:gridCol w:w="1538"/>
+      </w:tblGrid>
+      <w:tr>
+        <w:tc>
+          <w:tcPr>
+            <w:tcW w:type="dxa" w:w="900"/>
+            <w:shd w:fill="EEEEEE" w:val="clear"/>
+            <w:tcMar>
+              <w:top w:type="dxa" w:w="50"/>
+              <w:left w:type="dxa" w:w="100"/>
+              <w:bottom w:type="dxa" w:w="50"/>
+              <w:right w:type="dxa" w:w="100"/>
+            </w:tcMar>
+            <w:vAlign w:val="center"/>
+          </w:tcPr>
+          <w:p>
+            <w:pPr>
+              <w:spacing w:after="0" w:before="0"/>
+            </w:pPr>
+            <w:r>
+              <w:rPr>
+                <w:rFonts w:ascii="MS Mincho" w:eastAsia="ＭＳ 明朝" w:hAnsi="MS Mincho"/>
+                <w:b w:val="false"/>
+                <w:bCs w:val="false"/>
+                <w:sz w:val="20"/>
+                <w:szCs w:val="20"/>
+              </w:rPr>
+              <w:t xml:space="preserve"/>
+            </w:r>
+          </w:p>
+        </w:tc>
+        <w:tc>
+          <w:tcPr>
+            <w:tcW w:type="dxa" w:w="2700"/>
+            <w:shd w:fill="EEEEEE" w:val="clear"/>
+            <w:tcMar>
+              <w:top w:type="dxa" w:w="50"/>
+              <w:left w:type="dxa" w:w="100"/>
+              <w:bottom w:type="dxa" w:w="50"/>
+              <w:right w:type="dxa" w:w="100"/>
+            </w:tcMar>
+            <w:vAlign w:val="center"/>
+          </w:tcPr>
+          <w:p>
+            <w:pPr>
+              <w:spacing w:after="0" w:before="0"/>
+              <w:jc w:val="center"/>
+            </w:pPr>
+            <w:r>
+              <w:rPr>
+                <w:rFonts w:ascii="MS Mincho" w:eastAsia="ＭＳ 明朝" w:hAnsi="MS Mincho"/>
+                <w:b w:val="false"/>
+                <w:bCs w:val="false"/>
+                <w:sz w:val="18"/>
+                <w:szCs w:val="18"/>
+              </w:rPr>
+              <w:t xml:space="preserve">勤務先・就労形態</w:t>
+            </w:r>
+          </w:p>
+        </w:tc>
+        <w:tc>
+          <w:tcPr>
+            <w:tcW w:type="dxa" w:w="2700"/>
+            <w:shd w:fill="EEEEEE" w:val="clear"/>
+            <w:tcMar>
+              <w:top w:type="dxa" w:w="50"/>
+              <w:left w:type="dxa" w:w="100"/>
+              <w:bottom w:type="dxa" w:w="50"/>
+              <w:right w:type="dxa" w:w="100"/>
+            </w:tcMar>
+            <w:vAlign w:val="center"/>
+          </w:tcPr>
+          <w:p>
+            <w:pPr>
+              <w:spacing w:after="0" w:before="0"/>
+              <w:jc w:val="center"/>
+            </w:pPr>
+            <w:r>
+              <w:rPr>
+                <w:rFonts w:ascii="MS Mincho" w:eastAsia="ＭＳ 明朝" w:hAnsi="MS Mincho"/>
+                <w:b w:val="false"/>
+                <w:bCs w:val="false"/>
+                <w:sz w:val="18"/>
+                <w:szCs w:val="18"/>
+              </w:rPr>
+              <w:t xml:space="preserve">市町村民税所得割</w:t>
+            </w:r>
+          </w:p>
+        </w:tc>
+        <w:tc>
+          <w:tcPr>
+            <w:tcW w:type="dxa" w:w="1800"/>
+            <w:shd w:fill="EEEEEE" w:val="clear"/>
+            <w:tcMar>
+              <w:top w:type="dxa" w:w="50"/>
+              <w:left w:type="dxa" w:w="100"/>
+              <w:bottom w:type="dxa" w:w="50"/>
+              <w:right w:type="dxa" w:w="100"/>
+            </w:tcMar>
+            <w:vAlign w:val="center"/>
+          </w:tcPr>
+          <w:p>
+            <w:pPr>
+              <w:spacing w:after="0" w:before="0"/>
+              <w:jc w:val="center"/>
+            </w:pPr>
+            <w:r>
+              <w:rPr>
+                <w:rFonts w:ascii="MS Mincho" w:eastAsia="ＭＳ 明朝" w:hAnsi="MS Mincho"/>
+                <w:b w:val="false"/>
+                <w:bCs w:val="false"/>
+                <w:sz w:val="18"/>
+                <w:szCs w:val="18"/>
+              </w:rPr>
+              <w:t xml:space="preserve">税の申告</w:t>
+            </w:r>
+          </w:p>
+        </w:tc>
+        <w:tc>
+          <w:tcPr>
+            <w:tcW w:type="dxa" w:w="1538"/>
+            <w:shd w:fill="EEEEEE" w:val="clear"/>
+            <w:tcMar>
+              <w:top w:type="dxa" w:w="50"/>
+              <w:left w:type="dxa" w:w="100"/>
+              <w:bottom w:type="dxa" w:w="50"/>
+              <w:right w:type="dxa" w:w="100"/>
+            </w:tcMar>
+            <w:vAlign w:val="center"/>
+          </w:tcPr>
+          <w:p>
+            <w:pPr>
+              <w:spacing w:after="0" w:before="0"/>
+              <w:jc w:val="center"/>
+            </w:pPr>
+            <w:r>
+              <w:rPr>
+                <w:rFonts w:ascii="MS Mincho" w:eastAsia="ＭＳ 明朝" w:hAnsi="MS Mincho"/>
+                <w:b w:val="false"/>
+                <w:bCs w:val="false"/>
+                <w:sz w:val="18"/>
+                <w:szCs w:val="18"/>
+              </w:rPr>
+              <w:t xml:space="preserve">前年の年収</w:t>
+            </w:r>
+          </w:p>
+        </w:tc>
+      </w:tr>
+      <w:tr>
+        <w:tc>
+          <w:tcPr>
+            <w:tcW w:type="dxa" w:w="900"/>
+            <w:tcMar>
+              <w:top w:type="dxa" w:w="50"/>
+              <w:left w:type="dxa" w:w="100"/>
+              <w:bottom w:type="dxa" w:w="50"/>
+              <w:right w:type="dxa" w:w="100"/>
+            </w:tcMar>
+            <w:vAlign w:val="center"/>
+          </w:tcPr>
+          <w:p>
+            <w:pPr>
+              <w:spacing w:after="0" w:before="0"/>
+              <w:jc w:val="center"/>
+            </w:pPr>
+            <w:r>
+              <w:rPr>
+                <w:rFonts w:ascii="MS Mincho" w:eastAsia="ＭＳ 明朝" w:hAnsi="MS Mincho"/>
+                <w:b w:val="false"/>
+                <w:bCs w:val="false"/>
+                <w:sz w:val="20"/>
+                <w:szCs w:val="20"/>
+              </w:rPr>
+              <w:t xml:space="preserve">父</w:t>
+            </w:r>
+          </w:p>
+        </w:tc>
+        <w:tc>
+          <w:tcPr>
+            <w:tcW w:type="dxa" w:w="2700"/>
+            <w:tcMar>
+              <w:top w:type="dxa" w:w="50"/>
+              <w:left w:type="dxa" w:w="100"/>
+              <w:bottom w:type="dxa" w:w="50"/>
+              <w:right w:type="dxa" w:w="100"/>
+            </w:tcMar>
+            <w:vAlign w:val="center"/>
+          </w:tcPr>
+          <w:p>
+            <w:pPr>
+              <w:spacing w:after="0" w:before="0"/>
+            </w:pPr>
+            <w:r>
+              <w:rPr>
+                <w:rFonts w:ascii="MS Mincho" w:eastAsia="ＭＳ 明朝" w:hAnsi="MS Mincho"/>
+                <w:b w:val="false"/>
+                <w:bCs w:val="false"/>
+                <w:sz w:val="20"/>
+                <w:szCs w:val="20"/>
+              </w:rPr>
+              <w:t xml:space="preserve"/>
+            </w:r>
+          </w:p>
+        </w:tc>
+        <w:tc>
+          <w:tcPr>
+            <w:tcW w:type="dxa" w:w="2700"/>
+            <w:tcMar>
+              <w:top w:type="dxa" w:w="50"/>
+              <w:left w:type="dxa" w:w="100"/>
+              <w:bottom w:type="dxa" w:w="50"/>
+              <w:right w:type="dxa" w:w="100"/>
+            </w:tcMar>
+            <w:vAlign w:val="center"/>
+          </w:tcPr>
+          <w:p>
+            <w:pPr>
+              <w:spacing w:after="0" w:before="0"/>
+            </w:pPr>
+            <w:r>
+              <w:rPr>
+                <w:rFonts w:ascii="MS Mincho" w:eastAsia="ＭＳ 明朝" w:hAnsi="MS Mincho"/>
+                <w:b w:val="false"/>
+                <w:bCs w:val="false"/>
+                <w:sz w:val="18"/>
+                <w:szCs w:val="18"/>
+              </w:rPr>
+              <w:t xml:space="preserve">□ 課税　□ 非課税</w:t>
+            </w:r>
+          </w:p>
+        </w:tc>
+        <w:tc>
+          <w:tcPr>
+            <w:tcW w:type="dxa" w:w="1800"/>
+            <w:tcMar>
+              <w:top w:type="dxa" w:w="50"/>
+              <w:left w:type="dxa" w:w="100"/>
+              <w:bottom w:type="dxa" w:w="50"/>
+              <w:right w:type="dxa" w:w="100"/>
+            </w:tcMar>
+            <w:vAlign w:val="center"/>
+          </w:tcPr>
+          <w:p>
+            <w:pPr>
+              <w:spacing w:after="0" w:before="0"/>
+            </w:pPr>
+            <w:r>
+              <w:rPr>
+                <w:rFonts w:ascii="MS Mincho" w:eastAsia="ＭＳ 明朝" w:hAnsi="MS Mincho"/>
+                <w:b w:val="false"/>
+                <w:bCs w:val="false"/>
+                <w:sz w:val="18"/>
+                <w:szCs w:val="18"/>
+              </w:rPr>
+              <w:t xml:space="preserve">□ 済　□ 未申告</w:t>
+            </w:r>
+          </w:p>
+        </w:tc>
+        <w:tc>
+          <w:tcPr>
+            <w:tcW w:type="dxa" w:w="1538"/>
+            <w:tcMar>
+              <w:top w:type="dxa" w:w="50"/>
+              <w:left w:type="dxa" w:w="100"/>
+              <w:bottom w:type="dxa" w:w="50"/>
+              <w:right w:type="dxa" w:w="100"/>
+            </w:tcMar>
+            <w:vAlign w:val="center"/>
+          </w:tcPr>
+          <w:p>
+            <w:pPr>
+              <w:spacing w:after="0" w:before="0"/>
+              <w:jc w:val="right"/>
+            </w:pPr>
+            <w:r>
+              <w:rPr>
+                <w:rFonts w:ascii="MS Mincho" w:eastAsia="ＭＳ 明朝" w:hAnsi="MS Mincho"/>
+                <w:b w:val="false"/>
+                <w:bCs w:val="false"/>
+                <w:sz w:val="18"/>
+                <w:szCs w:val="18"/>
+              </w:rPr>
+              <w:t xml:space="preserve">約　　　万円</w:t>
+            </w:r>
+          </w:p>
+        </w:tc>
+      </w:tr>
+      <w:tr>
+        <w:tc>
+          <w:tcPr>
+            <w:tcW w:type="dxa" w:w="900"/>
+            <w:tcMar>
+              <w:top w:type="dxa" w:w="50"/>
+              <w:left w:type="dxa" w:w="100"/>
+              <w:bottom w:type="dxa" w:w="50"/>
+              <w:right w:type="dxa" w:w="100"/>
+            </w:tcMar>
+            <w:vAlign w:val="center"/>
+          </w:tcPr>
+          <w:p>
+            <w:pPr>
+              <w:spacing w:after="0" w:before="0"/>
+              <w:jc w:val="center"/>
+            </w:pPr>
+            <w:r>
+              <w:rPr>
+                <w:rFonts w:ascii="MS Mincho" w:eastAsia="ＭＳ 明朝" w:hAnsi="MS Mincho"/>
+                <w:b w:val="false"/>
+                <w:bCs w:val="false"/>
+                <w:sz w:val="20"/>
+                <w:szCs w:val="20"/>
+              </w:rPr>
+              <w:t xml:space="preserve">母</w:t>
+            </w:r>
+          </w:p>
+        </w:tc>
+        <w:tc>
+          <w:tcPr>
+            <w:tcW w:type="dxa" w:w="2700"/>
+            <w:tcMar>
+              <w:top w:type="dxa" w:w="50"/>
+              <w:left w:type="dxa" w:w="100"/>
+              <w:bottom w:type="dxa" w:w="50"/>
+              <w:right w:type="dxa" w:w="100"/>
+            </w:tcMar>
+            <w:vAlign w:val="center"/>
+          </w:tcPr>
+          <w:p>
+            <w:pPr>
+              <w:spacing w:after="0" w:before="0"/>
+            </w:pPr>
+            <w:r>
+              <w:rPr>
+                <w:rFonts w:ascii="MS Mincho" w:eastAsia="ＭＳ 明朝" w:hAnsi="MS Mincho"/>
+                <w:b w:val="false"/>
+                <w:bCs w:val="false"/>
+                <w:sz w:val="20"/>
+                <w:szCs w:val="20"/>
+              </w:rPr>
+              <w:t xml:space="preserve"/>
+            </w:r>
+          </w:p>
+        </w:tc>
+        <w:tc>
+          <w:tcPr>
+            <w:tcW w:type="dxa" w:w="2700"/>
+            <w:tcMar>
+              <w:top w:type="dxa" w:w="50"/>
+              <w:left w:type="dxa" w:w="100"/>
+              <w:bottom w:type="dxa" w:w="50"/>
+              <w:right w:type="dxa" w:w="100"/>
+            </w:tcMar>
+            <w:vAlign w:val="center"/>
+          </w:tcPr>
+          <w:p>
+            <w:pPr>
+              <w:spacing w:after="0" w:before="0"/>
+            </w:pPr>
+            <w:r>
+              <w:rPr>
+                <w:rFonts w:ascii="MS Mincho" w:eastAsia="ＭＳ 明朝" w:hAnsi="MS Mincho"/>
+                <w:b w:val="false"/>
+                <w:bCs w:val="false"/>
+                <w:sz w:val="18"/>
+                <w:szCs w:val="18"/>
+              </w:rPr>
+              <w:t xml:space="preserve">□ 課税　□ 非課税</w:t>
+            </w:r>
+          </w:p>
+        </w:tc>
+        <w:tc>
+          <w:tcPr>
+            <w:tcW w:type="dxa" w:w="1800"/>
+            <w:tcMar>
+              <w:top w:type="dxa" w:w="50"/>
+              <w:left w:type="dxa" w:w="100"/>
+              <w:bottom w:type="dxa" w:w="50"/>
+              <w:right w:type="dxa" w:w="100"/>
+            </w:tcMar>
+            <w:vAlign w:val="center"/>
+          </w:tcPr>
+          <w:p>
+            <w:pPr>
+              <w:spacing w:after="0" w:before="0"/>
+            </w:pPr>
+            <w:r>
+              <w:rPr>
+                <w:rFonts w:ascii="MS Mincho" w:eastAsia="ＭＳ 明朝" w:hAnsi="MS Mincho"/>
+                <w:b w:val="false"/>
+                <w:bCs w:val="false"/>
+                <w:sz w:val="18"/>
+                <w:szCs w:val="18"/>
+              </w:rPr>
+              <w:t xml:space="preserve">□ 済　□ 未申告</w:t>
+            </w:r>
+          </w:p>
+        </w:tc>
+        <w:tc>
+          <w:tcPr>
+            <w:tcW w:type="dxa" w:w="1538"/>
+            <w:tcMar>
+              <w:top w:type="dxa" w:w="50"/>
+              <w:left w:type="dxa" w:w="100"/>
+              <w:bottom w:type="dxa" w:w="50"/>
+              <w:right w:type="dxa" w:w="100"/>
+            </w:tcMar>
+            <w:vAlign w:val="center"/>
+          </w:tcPr>
+          <w:p>
+            <w:pPr>
+              <w:spacing w:after="0" w:before="0"/>
+              <w:jc w:val="right"/>
+            </w:pPr>
+            <w:r>
+              <w:rPr>
+                <w:rFonts w:ascii="MS Mincho" w:eastAsia="ＭＳ 明朝" w:hAnsi="MS Mincho"/>
+                <w:b w:val="false"/>
+                <w:bCs w:val="false"/>
+                <w:sz w:val="18"/>
+                <w:szCs w:val="18"/>
+              </w:rPr>
+              <w:t xml:space="preserve">約　　　万円</w:t>
+            </w:r>
+          </w:p>
+        </w:tc>
+      </w:tr>
+      <w:tr>
+        <w:tc>
+          <w:tcPr>
+            <w:tcW w:type="dxa" w:w="8100"/>
+            <w:gridSpan w:val="4"/>
+            <w:shd w:fill="EEEEEE" w:val="clear"/>
+            <w:tcMar>
+              <w:top w:type="dxa" w:w="50"/>
+              <w:left w:type="dxa" w:w="100"/>
+              <w:bottom w:type="dxa" w:w="50"/>
+              <w:right w:type="dxa" w:w="100"/>
+            </w:tcMar>
+            <w:vAlign w:val="center"/>
+          </w:tcPr>
+          <w:p>
+            <w:pPr>
+              <w:spacing w:after="0" w:before="0"/>
+            </w:pPr>
+            <w:r>
+              <w:rPr>
+                <w:rFonts w:ascii="MS Mincho" w:eastAsia="ＭＳ 明朝" w:hAnsi="MS Mincho"/>
+                <w:b w:val="false"/>
+                <w:bCs w:val="false"/>
+                <w:sz w:val="18"/>
+                <w:szCs w:val="18"/>
+              </w:rPr>
+              <w:t xml:space="preserve">父母の収入合計（児童手当等の公的手当・養育費を含む）</w:t>
+            </w:r>
+          </w:p>
+        </w:tc>
+        <w:tc>
+          <w:tcPr>
+            <w:tcW w:type="dxa" w:w="1538"/>
+            <w:tcMar>
+              <w:top w:type="dxa" w:w="50"/>
+              <w:left w:type="dxa" w:w="100"/>
+              <w:bottom w:type="dxa" w:w="50"/>
+              <w:right w:type="dxa" w:w="100"/>
+            </w:tcMar>
+            <w:vAlign w:val="center"/>
+          </w:tcPr>
+          <w:p>
+            <w:pPr>
+              <w:spacing w:after="0" w:before="0"/>
+              <w:jc w:val="right"/>
+            </w:pPr>
+            <w:r>
+              <w:rPr>
+                <w:rFonts w:ascii="MS Mincho" w:eastAsia="ＭＳ 明朝" w:hAnsi="MS Mincho"/>
+                <w:b w:val="false"/>
+                <w:bCs w:val="false"/>
+                <w:sz w:val="16"/>
+                <w:szCs w:val="16"/>
+              </w:rPr>
+              <w:t xml:space="preserve">約　　万円／年</w:t>
+            </w:r>
+          </w:p>
+        </w:tc>
+      </w:tr>
+    </w:tbl>
+    <w:p>
+      <w:pPr>
+        <w:spacing w:after="40" w:before="30"/>
+      </w:pPr>
+      <w:r>
+        <w:rPr>
+          <w:rFonts w:ascii="MS Mincho" w:eastAsia="ＭＳ 明朝" w:hAnsi="MS Mincho"/>
+          <w:b w:val="false"/>
+          <w:bCs w:val="false"/>
+          <w:sz w:val="16"/>
+          <w:szCs w:val="16"/>
+        </w:rPr>
+        <w:t xml:space="preserve">※　未申告のままの場合は、多くの自治体で最高階層により保育料が決定されます。必ず申告を済ませてください。</w:t>
+      </w:r>
+    </w:p>
+    <w:p>
+      <w:pPr>
+        <w:spacing w:after="35" w:before="90"/>
+      </w:pPr>
+      <w:r>
+        <w:rPr>
+          <w:rFonts w:ascii="MS Gothic" w:eastAsia="ＭＳ ゴシック" w:hAnsi="MS Gothic"/>
+          <w:b/>
+          <w:bCs/>
+          <w:sz w:val="21"/>
+          <w:szCs w:val="21"/>
+        </w:rPr>
+        <w:t xml:space="preserve">５　扶養等の状況【要件Ｃ：扶養関係がないこと】</w:t>
+      </w:r>
+    </w:p>
+    <w:tbl>
+      <w:tblPr>
+        <w:tblW w:type="dxa" w:w="9638"/>
+        <w:tblBorders>
+          <w:top w:val="single" w:color="000000" w:sz="4"/>
+          <w:left w:val="single" w:color="000000" w:sz="4"/>
+          <w:bottom w:val="single" w:color="000000" w:sz="4"/>
+          <w:right w:val="single" w:color="000000" w:sz="4"/>
+          <w:insideH w:val="single" w:color="auto" w:sz="4"/>
+          <w:insideV w:val="single" w:color="auto" w:sz="4"/>
+        </w:tblBorders>
+      </w:tblPr>
+      <w:tblGrid>
+        <w:gridCol w:w="6038"/>
+        <w:gridCol w:w="3600"/>
+      </w:tblGrid>
+      <w:tr>
+        <w:tc>
+          <w:tcPr>
+            <w:tcW w:type="dxa" w:w="6038"/>
+            <w:tcMar>
+              <w:top w:type="dxa" w:w="50"/>
+              <w:left w:type="dxa" w:w="100"/>
+              <w:bottom w:type="dxa" w:w="50"/>
+              <w:right w:type="dxa" w:w="100"/>
+            </w:tcMar>
+            <w:vAlign w:val="center"/>
+          </w:tcPr>
+          <w:p>
+            <w:pPr>
+              <w:spacing w:after="0" w:before="0"/>
+            </w:pPr>
+            <w:r>
+              <w:rPr>
+                <w:rFonts w:ascii="MS Mincho" w:eastAsia="ＭＳ 明朝" w:hAnsi="MS Mincho"/>
+                <w:b w:val="false"/>
+                <w:bCs w:val="false"/>
+                <w:sz w:val="18"/>
+                <w:szCs w:val="18"/>
+              </w:rPr>
+              <w:t xml:space="preserve">父母又は児童が、同居の祖父母等の税法上の扶養親族となっている</w:t>
+            </w:r>
+          </w:p>
+        </w:tc>
+        <w:tc>
+          <w:tcPr>
+            <w:tcW w:type="dxa" w:w="3600"/>
+            <w:tcMar>
+              <w:top w:type="dxa" w:w="50"/>
+              <w:left w:type="dxa" w:w="100"/>
+              <w:bottom w:type="dxa" w:w="50"/>
+              <w:right w:type="dxa" w:w="100"/>
+            </w:tcMar>
+            <w:vAlign w:val="center"/>
+          </w:tcPr>
+          <w:p>
+            <w:pPr>
+              <w:spacing w:after="0" w:before="0"/>
+            </w:pPr>
+            <w:r>
+              <w:rPr>
+                <w:rFonts w:ascii="MS Mincho" w:eastAsia="ＭＳ 明朝" w:hAnsi="MS Mincho"/>
+                <w:b w:val="false"/>
+                <w:bCs w:val="false"/>
+                <w:sz w:val="18"/>
+                <w:szCs w:val="18"/>
+              </w:rPr>
+              <w:t xml:space="preserve">□ なっていない　□ なっている</w:t>
+            </w:r>
+          </w:p>
+        </w:tc>
+      </w:tr>
+      <w:tr>
+        <w:tc>
+          <w:tcPr>
+            <w:tcW w:type="dxa" w:w="6038"/>
+            <w:tcMar>
+              <w:top w:type="dxa" w:w="50"/>
+              <w:left w:type="dxa" w:w="100"/>
+              <w:bottom w:type="dxa" w:w="50"/>
+              <w:right w:type="dxa" w:w="100"/>
+            </w:tcMar>
+            <w:vAlign w:val="center"/>
+          </w:tcPr>
+          <w:p>
+            <w:pPr>
+              <w:spacing w:after="0" w:before="0"/>
+            </w:pPr>
+            <w:r>
+              <w:rPr>
+                <w:rFonts w:ascii="MS Mincho" w:eastAsia="ＭＳ 明朝" w:hAnsi="MS Mincho"/>
+                <w:b w:val="false"/>
+                <w:bCs w:val="false"/>
+                <w:sz w:val="18"/>
+                <w:szCs w:val="18"/>
+              </w:rPr>
+              <w:t xml:space="preserve">父母又は児童が、同居の祖父母等の健康保険の被扶養者となっている</w:t>
+            </w:r>
+          </w:p>
+        </w:tc>
+        <w:tc>
+          <w:tcPr>
+            <w:tcW w:type="dxa" w:w="3600"/>
+            <w:tcMar>
+              <w:top w:type="dxa" w:w="50"/>
+              <w:left w:type="dxa" w:w="100"/>
+              <w:bottom w:type="dxa" w:w="50"/>
+              <w:right w:type="dxa" w:w="100"/>
+            </w:tcMar>
+            <w:vAlign w:val="center"/>
+          </w:tcPr>
+          <w:p>
+            <w:pPr>
+              <w:spacing w:after="0" w:before="0"/>
+            </w:pPr>
+            <w:r>
+              <w:rPr>
+                <w:rFonts w:ascii="MS Mincho" w:eastAsia="ＭＳ 明朝" w:hAnsi="MS Mincho"/>
+                <w:b w:val="false"/>
+                <w:bCs w:val="false"/>
+                <w:sz w:val="18"/>
+                <w:szCs w:val="18"/>
+              </w:rPr>
+              <w:t xml:space="preserve">□ なっていない　□ なっている</w:t>
+            </w:r>
+          </w:p>
+        </w:tc>
+      </w:tr>
+      <w:tr>
+        <w:tc>
+          <w:tcPr>
+            <w:tcW w:type="dxa" w:w="6038"/>
+            <w:tcMar>
+              <w:top w:type="dxa" w:w="50"/>
+              <w:left w:type="dxa" w:w="100"/>
+              <w:bottom w:type="dxa" w:w="50"/>
+              <w:right w:type="dxa" w:w="100"/>
+            </w:tcMar>
+            <w:vAlign w:val="center"/>
+          </w:tcPr>
+          <w:p>
+            <w:pPr>
+              <w:spacing w:after="0" w:before="0"/>
+            </w:pPr>
+            <w:r>
+              <w:rPr>
+                <w:rFonts w:ascii="MS Mincho" w:eastAsia="ＭＳ 明朝" w:hAnsi="MS Mincho"/>
+                <w:b w:val="false"/>
+                <w:bCs w:val="false"/>
+                <w:sz w:val="18"/>
+                <w:szCs w:val="18"/>
+              </w:rPr>
+              <w:t xml:space="preserve">祖父母等が、父母又は児童を対象とする手当・給付等を受給している</w:t>
+            </w:r>
+          </w:p>
+        </w:tc>
+        <w:tc>
+          <w:tcPr>
+            <w:tcW w:type="dxa" w:w="3600"/>
+            <w:tcMar>
+              <w:top w:type="dxa" w:w="50"/>
+              <w:left w:type="dxa" w:w="100"/>
+              <w:bottom w:type="dxa" w:w="50"/>
+              <w:right w:type="dxa" w:w="100"/>
+            </w:tcMar>
+            <w:vAlign w:val="center"/>
+          </w:tcPr>
+          <w:p>
+            <w:pPr>
+              <w:spacing w:after="0" w:before="0"/>
+            </w:pPr>
+            <w:r>
+              <w:rPr>
+                <w:rFonts w:ascii="MS Mincho" w:eastAsia="ＭＳ 明朝" w:hAnsi="MS Mincho"/>
+                <w:b w:val="false"/>
+                <w:bCs w:val="false"/>
+                <w:sz w:val="18"/>
+                <w:szCs w:val="18"/>
+              </w:rPr>
+              <w:t xml:space="preserve">□ 受給していない　□ 受給している</w:t>
+            </w:r>
+          </w:p>
+        </w:tc>
+      </w:tr>
+    </w:tbl>
+    <w:p>
+      <w:pPr>
+        <w:spacing w:after="40" w:before="30"/>
+      </w:pPr>
+      <w:r>
+        <w:rPr>
+          <w:rFonts w:ascii="MS Mincho" w:eastAsia="ＭＳ 明朝" w:hAnsi="MS Mincho"/>
+          <w:b w:val="false"/>
+          <w:bCs w:val="false"/>
+          <w:sz w:val="16"/>
+          <w:szCs w:val="16"/>
+        </w:rPr>
+        <w:t xml:space="preserve">※　１つでも「なっている・受給している」に該当する場合は、生計同一(合算)と判定され、本申立ては認められません。</w:t>
+      </w:r>
+    </w:p>
+    <w:p>
+      <w:pPr>
+        <w:pageBreakBefore/>
+        <w:spacing w:after="35" w:before="90"/>
+      </w:pPr>
+      <w:r>
+        <w:rPr>
+          <w:rFonts w:ascii="MS Gothic" w:eastAsia="ＭＳ ゴシック" w:hAnsi="MS Gothic"/>
+          <w:b/>
+          <w:bCs/>
+          <w:sz w:val="21"/>
+          <w:szCs w:val="21"/>
+        </w:rPr>
+        <w:t xml:space="preserve">６　住居の状況【要件Ａ：住居の独立】</w:t>
+      </w:r>
+    </w:p>
+    <w:tbl>
+      <w:tblPr>
+        <w:tblW w:type="dxa" w:w="9638"/>
+        <w:tblBorders>
+          <w:top w:val="single" w:color="000000" w:sz="4"/>
+          <w:left w:val="single" w:color="000000" w:sz="4"/>
+          <w:bottom w:val="single" w:color="000000" w:sz="4"/>
+          <w:right w:val="single" w:color="000000" w:sz="4"/>
+          <w:insideH w:val="single" w:color="auto" w:sz="4"/>
+          <w:insideV w:val="single" w:color="auto" w:sz="4"/>
+        </w:tblBorders>
+      </w:tblPr>
+      <w:tblGrid>
+        <w:gridCol w:w="2800"/>
+        <w:gridCol w:w="6838"/>
+      </w:tblGrid>
+      <w:tr>
+        <w:tc>
+          <w:tcPr>
+            <w:tcW w:type="dxa" w:w="2800"/>
+            <w:shd w:fill="EEEEEE" w:val="clear"/>
+            <w:tcMar>
+              <w:top w:type="dxa" w:w="50"/>
+              <w:left w:type="dxa" w:w="100"/>
+              <w:bottom w:type="dxa" w:w="50"/>
+              <w:right w:type="dxa" w:w="100"/>
+            </w:tcMar>
+            <w:vAlign w:val="center"/>
+          </w:tcPr>
+          <w:p>
+            <w:pPr>
+              <w:spacing w:after="0" w:before="0"/>
+            </w:pPr>
+            <w:r>
+              <w:rPr>
+                <w:rFonts w:ascii="MS Mincho" w:eastAsia="ＭＳ 明朝" w:hAnsi="MS Mincho"/>
+                <w:b w:val="false"/>
+                <w:bCs w:val="false"/>
+                <w:sz w:val="20"/>
+                <w:szCs w:val="20"/>
+              </w:rPr>
+              <w:t xml:space="preserve">住宅の種別</w:t>
+            </w:r>
+          </w:p>
+        </w:tc>
+        <w:tc>
+          <w:tcPr>
+            <w:tcW w:type="dxa" w:w="6838"/>
+            <w:tcMar>
+              <w:top w:type="dxa" w:w="50"/>
+              <w:left w:type="dxa" w:w="100"/>
+              <w:bottom w:type="dxa" w:w="50"/>
+              <w:right w:type="dxa" w:w="100"/>
+            </w:tcMar>
+            <w:vAlign w:val="center"/>
+          </w:tcPr>
+          <w:p>
+            <w:pPr>
+              <w:spacing w:after="0" w:before="0"/>
+            </w:pPr>
+            <w:r>
+              <w:rPr>
+                <w:rFonts w:ascii="MS Mincho" w:eastAsia="ＭＳ 明朝" w:hAnsi="MS Mincho"/>
+                <w:b w:val="false"/>
+                <w:bCs w:val="false"/>
+                <w:sz w:val="18"/>
+                <w:szCs w:val="18"/>
+              </w:rPr>
+              <w:t xml:space="preserve">□ 持家（名義人：　　　　　　　）　□ 借家・アパート（契約者：　　　　　　　）　□ その他（　　　　　　　）</w:t>
+            </w:r>
+          </w:p>
+        </w:tc>
+      </w:tr>
+      <w:tr>
+        <w:tc>
+          <w:tcPr>
+            <w:tcW w:type="dxa" w:w="2800"/>
+            <w:shd w:fill="EEEEEE" w:val="clear"/>
+            <w:tcMar>
+              <w:top w:type="dxa" w:w="50"/>
+              <w:left w:type="dxa" w:w="100"/>
+              <w:bottom w:type="dxa" w:w="50"/>
+              <w:right w:type="dxa" w:w="100"/>
+            </w:tcMar>
+            <w:vAlign w:val="center"/>
+          </w:tcPr>
+          <w:p>
+            <w:pPr>
+              <w:spacing w:after="0" w:before="0"/>
+            </w:pPr>
+            <w:r>
+              <w:rPr>
+                <w:rFonts w:ascii="MS Mincho" w:eastAsia="ＭＳ 明朝" w:hAnsi="MS Mincho"/>
+                <w:b w:val="false"/>
+                <w:bCs w:val="false"/>
+                <w:sz w:val="20"/>
+                <w:szCs w:val="20"/>
+              </w:rPr>
+              <w:t xml:space="preserve">住宅の構造</w:t>
+            </w:r>
+          </w:p>
+        </w:tc>
+        <w:tc>
+          <w:tcPr>
+            <w:tcW w:type="dxa" w:w="6838"/>
+            <w:tcMar>
+              <w:top w:type="dxa" w:w="50"/>
+              <w:left w:type="dxa" w:w="100"/>
+              <w:bottom w:type="dxa" w:w="50"/>
+              <w:right w:type="dxa" w:w="100"/>
+            </w:tcMar>
+            <w:vAlign w:val="center"/>
+          </w:tcPr>
+          <w:p>
+            <w:pPr>
+              <w:spacing w:after="0" w:before="0"/>
+            </w:pPr>
+            <w:r>
+              <w:rPr>
+                <w:rFonts w:ascii="MS Mincho" w:eastAsia="ＭＳ 明朝" w:hAnsi="MS Mincho"/>
+                <w:b w:val="false"/>
+                <w:bCs w:val="false"/>
+                <w:sz w:val="18"/>
+                <w:szCs w:val="18"/>
+              </w:rPr>
+              <w:t xml:space="preserve">□ 完全分離型二世帯住宅（玄関・台所・浴室すべて別）　□ 一部共用の二世帯住宅　□ 一般住宅（共用）</w:t>
+            </w:r>
+          </w:p>
+        </w:tc>
+      </w:tr>
+      <w:tr>
+        <w:tc>
+          <w:tcPr>
+            <w:tcW w:type="dxa" w:w="2800"/>
+            <w:shd w:fill="EEEEEE" w:val="clear"/>
+            <w:tcMar>
+              <w:top w:type="dxa" w:w="50"/>
+              <w:left w:type="dxa" w:w="100"/>
+              <w:bottom w:type="dxa" w:w="50"/>
+              <w:right w:type="dxa" w:w="100"/>
+            </w:tcMar>
+            <w:vAlign w:val="center"/>
+          </w:tcPr>
+          <w:p>
+            <w:pPr>
+              <w:spacing w:after="0" w:before="0"/>
+            </w:pPr>
+            <w:r>
+              <w:rPr>
+                <w:rFonts w:ascii="MS Mincho" w:eastAsia="ＭＳ 明朝" w:hAnsi="MS Mincho"/>
+                <w:b w:val="false"/>
+                <w:bCs w:val="false"/>
+                <w:sz w:val="20"/>
+                <w:szCs w:val="20"/>
+              </w:rPr>
+              <w:t xml:space="preserve">玄関・台所・浴室</w:t>
+            </w:r>
+          </w:p>
+        </w:tc>
+        <w:tc>
+          <w:tcPr>
+            <w:tcW w:type="dxa" w:w="6838"/>
+            <w:tcMar>
+              <w:top w:type="dxa" w:w="50"/>
+              <w:left w:type="dxa" w:w="100"/>
+              <w:bottom w:type="dxa" w:w="50"/>
+              <w:right w:type="dxa" w:w="100"/>
+            </w:tcMar>
+            <w:vAlign w:val="center"/>
+          </w:tcPr>
+          <w:p>
+            <w:pPr>
+              <w:spacing w:after="0" w:before="0"/>
+            </w:pPr>
+            <w:r>
+              <w:rPr>
+                <w:rFonts w:ascii="MS Mincho" w:eastAsia="ＭＳ 明朝" w:hAnsi="MS Mincho"/>
+                <w:b w:val="false"/>
+                <w:bCs w:val="false"/>
+                <w:sz w:val="18"/>
+                <w:szCs w:val="18"/>
+              </w:rPr>
+              <w:t xml:space="preserve">玄関（□別・□共用）　台所（□別・□共用）　浴室（□別・□共用）</w:t>
+            </w:r>
+          </w:p>
+        </w:tc>
+      </w:tr>
+      <w:tr>
+        <w:tc>
+          <w:tcPr>
+            <w:tcW w:type="dxa" w:w="2800"/>
+            <w:shd w:fill="EEEEEE" w:val="clear"/>
+            <w:tcMar>
+              <w:top w:type="dxa" w:w="50"/>
+              <w:left w:type="dxa" w:w="100"/>
+              <w:bottom w:type="dxa" w:w="50"/>
+              <w:right w:type="dxa" w:w="100"/>
+            </w:tcMar>
+            <w:vAlign w:val="center"/>
+          </w:tcPr>
+          <w:p>
+            <w:pPr>
+              <w:spacing w:after="0" w:before="0"/>
+            </w:pPr>
+            <w:r>
+              <w:rPr>
+                <w:rFonts w:ascii="MS Mincho" w:eastAsia="ＭＳ 明朝" w:hAnsi="MS Mincho"/>
+                <w:b w:val="false"/>
+                <w:bCs w:val="false"/>
+                <w:sz w:val="18"/>
+                <w:szCs w:val="18"/>
+              </w:rPr>
+              <w:t xml:space="preserve">光熱水道の契約・メーター</w:t>
+            </w:r>
+          </w:p>
+        </w:tc>
+        <w:tc>
+          <w:tcPr>
+            <w:tcW w:type="dxa" w:w="6838"/>
+            <w:tcMar>
+              <w:top w:type="dxa" w:w="50"/>
+              <w:left w:type="dxa" w:w="100"/>
+              <w:bottom w:type="dxa" w:w="50"/>
+              <w:right w:type="dxa" w:w="100"/>
+            </w:tcMar>
+            <w:vAlign w:val="center"/>
+          </w:tcPr>
+          <w:p>
+            <w:pPr>
+              <w:spacing w:after="0" w:before="0"/>
+            </w:pPr>
+            <w:r>
+              <w:rPr>
+                <w:rFonts w:ascii="MS Mincho" w:eastAsia="ＭＳ 明朝" w:hAnsi="MS Mincho"/>
+                <w:b w:val="false"/>
+                <w:bCs w:val="false"/>
+                <w:sz w:val="18"/>
+                <w:szCs w:val="18"/>
+              </w:rPr>
+              <w:t xml:space="preserve">電気（□別・□共用）　ガス（□別・□共用）　水道（□別・□共用）　※「別」は父母名義の契約</w:t>
+            </w:r>
+          </w:p>
+        </w:tc>
+      </w:tr>
+    </w:tbl>
+    <w:p>
+      <w:pPr>
+        <w:spacing w:after="40" w:before="30"/>
+      </w:pPr>
+      <w:r>
+        <w:rPr>
+          <w:rFonts w:ascii="MS Mincho" w:eastAsia="ＭＳ 明朝" w:hAnsi="MS Mincho"/>
+          <w:b w:val="false"/>
+          <w:bCs w:val="false"/>
+          <w:sz w:val="16"/>
+          <w:szCs w:val="16"/>
+        </w:rPr>
+        <w:t xml:space="preserve">※　要件Ａは「完全分離型二世帯住宅」又は「光熱水道の全メーター・契約が父母名義で別」のいずれかで充足します。</w:t>
+      </w:r>
+    </w:p>
+    <w:p>
+      <w:pPr>
+        <w:spacing w:after="35" w:before="90"/>
+      </w:pPr>
+      <w:r>
+        <w:rPr>
+          <w:rFonts w:ascii="MS Gothic" w:eastAsia="ＭＳ ゴシック" w:hAnsi="MS Gothic"/>
+          <w:b/>
+          <w:bCs/>
+          <w:sz w:val="21"/>
+          <w:szCs w:val="21"/>
+        </w:rPr>
+        <w:t xml:space="preserve">７　家計の状況【要件Ｂ：家計の独立】（それぞれ主に負担している方を記入）</w:t>
       </w:r>
     </w:p>
     <w:tbl>
@@ -1384,9 +2249,9 @@
             <w:tcW w:type="dxa" w:w="2400"/>
             <w:shd w:fill="EEEEEE" w:val="clear"/>
             <w:tcMar>
-              <w:top w:type="dxa" w:w="60"/>
-              <w:left w:type="dxa" w:w="100"/>
-              <w:bottom w:type="dxa" w:w="60"/>
+              <w:top w:type="dxa" w:w="50"/>
+              <w:left w:type="dxa" w:w="100"/>
+              <w:bottom w:type="dxa" w:w="50"/>
               <w:right w:type="dxa" w:w="100"/>
             </w:tcMar>
             <w:vAlign w:val="center"/>
@@ -1413,9 +2278,9 @@
             <w:tcW w:type="dxa" w:w="2600"/>
             <w:shd w:fill="EEEEEE" w:val="clear"/>
             <w:tcMar>
-              <w:top w:type="dxa" w:w="60"/>
-              <w:left w:type="dxa" w:w="100"/>
-              <w:bottom w:type="dxa" w:w="60"/>
+              <w:top w:type="dxa" w:w="50"/>
+              <w:left w:type="dxa" w:w="100"/>
+              <w:bottom w:type="dxa" w:w="50"/>
               <w:right w:type="dxa" w:w="100"/>
             </w:tcMar>
             <w:vAlign w:val="center"/>
@@ -1442,9 +2307,9 @@
             <w:tcW w:type="dxa" w:w="2038"/>
             <w:shd w:fill="EEEEEE" w:val="clear"/>
             <w:tcMar>
-              <w:top w:type="dxa" w:w="60"/>
-              <w:left w:type="dxa" w:w="100"/>
-              <w:bottom w:type="dxa" w:w="60"/>
+              <w:top w:type="dxa" w:w="50"/>
+              <w:left w:type="dxa" w:w="100"/>
+              <w:bottom w:type="dxa" w:w="50"/>
               <w:right w:type="dxa" w:w="100"/>
             </w:tcMar>
             <w:vAlign w:val="center"/>
@@ -1471,9 +2336,9 @@
             <w:tcW w:type="dxa" w:w="2600"/>
             <w:shd w:fill="EEEEEE" w:val="clear"/>
             <w:tcMar>
-              <w:top w:type="dxa" w:w="60"/>
-              <w:left w:type="dxa" w:w="100"/>
-              <w:bottom w:type="dxa" w:w="60"/>
+              <w:top w:type="dxa" w:w="50"/>
+              <w:left w:type="dxa" w:w="100"/>
+              <w:bottom w:type="dxa" w:w="50"/>
               <w:right w:type="dxa" w:w="100"/>
             </w:tcMar>
             <w:vAlign w:val="center"/>
@@ -1501,9 +2366,9 @@
           <w:tcPr>
             <w:tcW w:type="dxa" w:w="2400"/>
             <w:tcMar>
-              <w:top w:type="dxa" w:w="60"/>
-              <w:left w:type="dxa" w:w="100"/>
-              <w:bottom w:type="dxa" w:w="60"/>
+              <w:top w:type="dxa" w:w="50"/>
+              <w:left w:type="dxa" w:w="100"/>
+              <w:bottom w:type="dxa" w:w="50"/>
               <w:right w:type="dxa" w:w="100"/>
             </w:tcMar>
             <w:vAlign w:val="center"/>
@@ -1528,9 +2393,9 @@
           <w:tcPr>
             <w:tcW w:type="dxa" w:w="2600"/>
             <w:tcMar>
-              <w:top w:type="dxa" w:w="60"/>
-              <w:left w:type="dxa" w:w="100"/>
-              <w:bottom w:type="dxa" w:w="60"/>
+              <w:top w:type="dxa" w:w="50"/>
+              <w:left w:type="dxa" w:w="100"/>
+              <w:bottom w:type="dxa" w:w="50"/>
               <w:right w:type="dxa" w:w="100"/>
             </w:tcMar>
             <w:vAlign w:val="center"/>
@@ -1555,9 +2420,9 @@
           <w:tcPr>
             <w:tcW w:type="dxa" w:w="2038"/>
             <w:tcMar>
-              <w:top w:type="dxa" w:w="60"/>
-              <w:left w:type="dxa" w:w="100"/>
-              <w:bottom w:type="dxa" w:w="60"/>
+              <w:top w:type="dxa" w:w="50"/>
+              <w:left w:type="dxa" w:w="100"/>
+              <w:bottom w:type="dxa" w:w="50"/>
               <w:right w:type="dxa" w:w="100"/>
             </w:tcMar>
             <w:vAlign w:val="center"/>
@@ -1583,9 +2448,9 @@
           <w:tcPr>
             <w:tcW w:type="dxa" w:w="2600"/>
             <w:tcMar>
-              <w:top w:type="dxa" w:w="60"/>
-              <w:left w:type="dxa" w:w="100"/>
-              <w:bottom w:type="dxa" w:w="60"/>
+              <w:top w:type="dxa" w:w="50"/>
+              <w:left w:type="dxa" w:w="100"/>
+              <w:bottom w:type="dxa" w:w="50"/>
               <w:right w:type="dxa" w:w="100"/>
             </w:tcMar>
             <w:vAlign w:val="center"/>
@@ -1612,9 +2477,9 @@
           <w:tcPr>
             <w:tcW w:type="dxa" w:w="2400"/>
             <w:tcMar>
-              <w:top w:type="dxa" w:w="60"/>
-              <w:left w:type="dxa" w:w="100"/>
-              <w:bottom w:type="dxa" w:w="60"/>
+              <w:top w:type="dxa" w:w="50"/>
+              <w:left w:type="dxa" w:w="100"/>
+              <w:bottom w:type="dxa" w:w="50"/>
               <w:right w:type="dxa" w:w="100"/>
             </w:tcMar>
             <w:vAlign w:val="center"/>
@@ -1639,9 +2504,9 @@
           <w:tcPr>
             <w:tcW w:type="dxa" w:w="2600"/>
             <w:tcMar>
-              <w:top w:type="dxa" w:w="60"/>
-              <w:left w:type="dxa" w:w="100"/>
-              <w:bottom w:type="dxa" w:w="60"/>
+              <w:top w:type="dxa" w:w="50"/>
+              <w:left w:type="dxa" w:w="100"/>
+              <w:bottom w:type="dxa" w:w="50"/>
               <w:right w:type="dxa" w:w="100"/>
             </w:tcMar>
             <w:vAlign w:val="center"/>
@@ -1666,9 +2531,9 @@
           <w:tcPr>
             <w:tcW w:type="dxa" w:w="2038"/>
             <w:tcMar>
-              <w:top w:type="dxa" w:w="60"/>
-              <w:left w:type="dxa" w:w="100"/>
-              <w:bottom w:type="dxa" w:w="60"/>
+              <w:top w:type="dxa" w:w="50"/>
+              <w:left w:type="dxa" w:w="100"/>
+              <w:bottom w:type="dxa" w:w="50"/>
               <w:right w:type="dxa" w:w="100"/>
             </w:tcMar>
             <w:vAlign w:val="center"/>
@@ -1694,9 +2559,9 @@
           <w:tcPr>
             <w:tcW w:type="dxa" w:w="2600"/>
             <w:tcMar>
-              <w:top w:type="dxa" w:w="60"/>
-              <w:left w:type="dxa" w:w="100"/>
-              <w:bottom w:type="dxa" w:w="60"/>
+              <w:top w:type="dxa" w:w="50"/>
+              <w:left w:type="dxa" w:w="100"/>
+              <w:bottom w:type="dxa" w:w="50"/>
               <w:right w:type="dxa" w:w="100"/>
             </w:tcMar>
             <w:vAlign w:val="center"/>
@@ -1723,9 +2588,9 @@
           <w:tcPr>
             <w:tcW w:type="dxa" w:w="2400"/>
             <w:tcMar>
-              <w:top w:type="dxa" w:w="60"/>
-              <w:left w:type="dxa" w:w="100"/>
-              <w:bottom w:type="dxa" w:w="60"/>
+              <w:top w:type="dxa" w:w="50"/>
+              <w:left w:type="dxa" w:w="100"/>
+              <w:bottom w:type="dxa" w:w="50"/>
               <w:right w:type="dxa" w:w="100"/>
             </w:tcMar>
             <w:vAlign w:val="center"/>
@@ -1750,9 +2615,9 @@
           <w:tcPr>
             <w:tcW w:type="dxa" w:w="2600"/>
             <w:tcMar>
-              <w:top w:type="dxa" w:w="60"/>
-              <w:left w:type="dxa" w:w="100"/>
-              <w:bottom w:type="dxa" w:w="60"/>
+              <w:top w:type="dxa" w:w="50"/>
+              <w:left w:type="dxa" w:w="100"/>
+              <w:bottom w:type="dxa" w:w="50"/>
               <w:right w:type="dxa" w:w="100"/>
             </w:tcMar>
             <w:vAlign w:val="center"/>
@@ -1777,9 +2642,9 @@
           <w:tcPr>
             <w:tcW w:type="dxa" w:w="2038"/>
             <w:tcMar>
-              <w:top w:type="dxa" w:w="60"/>
-              <w:left w:type="dxa" w:w="100"/>
-              <w:bottom w:type="dxa" w:w="60"/>
+              <w:top w:type="dxa" w:w="50"/>
+              <w:left w:type="dxa" w:w="100"/>
+              <w:bottom w:type="dxa" w:w="50"/>
               <w:right w:type="dxa" w:w="100"/>
             </w:tcMar>
             <w:vAlign w:val="center"/>
@@ -1805,9 +2670,9 @@
           <w:tcPr>
             <w:tcW w:type="dxa" w:w="2600"/>
             <w:tcMar>
-              <w:top w:type="dxa" w:w="60"/>
-              <w:left w:type="dxa" w:w="100"/>
-              <w:bottom w:type="dxa" w:w="60"/>
+              <w:top w:type="dxa" w:w="50"/>
+              <w:left w:type="dxa" w:w="100"/>
+              <w:bottom w:type="dxa" w:w="50"/>
               <w:right w:type="dxa" w:w="100"/>
             </w:tcMar>
             <w:vAlign w:val="center"/>
@@ -1834,9 +2699,9 @@
           <w:tcPr>
             <w:tcW w:type="dxa" w:w="2400"/>
             <w:tcMar>
-              <w:top w:type="dxa" w:w="60"/>
-              <w:left w:type="dxa" w:w="100"/>
-              <w:bottom w:type="dxa" w:w="60"/>
+              <w:top w:type="dxa" w:w="50"/>
+              <w:left w:type="dxa" w:w="100"/>
+              <w:bottom w:type="dxa" w:w="50"/>
               <w:right w:type="dxa" w:w="100"/>
             </w:tcMar>
             <w:vAlign w:val="center"/>
@@ -1861,9 +2726,9 @@
           <w:tcPr>
             <w:tcW w:type="dxa" w:w="2600"/>
             <w:tcMar>
-              <w:top w:type="dxa" w:w="60"/>
-              <w:left w:type="dxa" w:w="100"/>
-              <w:bottom w:type="dxa" w:w="60"/>
+              <w:top w:type="dxa" w:w="50"/>
+              <w:left w:type="dxa" w:w="100"/>
+              <w:bottom w:type="dxa" w:w="50"/>
               <w:right w:type="dxa" w:w="100"/>
             </w:tcMar>
             <w:vAlign w:val="center"/>
@@ -1888,9 +2753,9 @@
           <w:tcPr>
             <w:tcW w:type="dxa" w:w="2038"/>
             <w:tcMar>
-              <w:top w:type="dxa" w:w="60"/>
-              <w:left w:type="dxa" w:w="100"/>
-              <w:bottom w:type="dxa" w:w="60"/>
+              <w:top w:type="dxa" w:w="50"/>
+              <w:left w:type="dxa" w:w="100"/>
+              <w:bottom w:type="dxa" w:w="50"/>
               <w:right w:type="dxa" w:w="100"/>
             </w:tcMar>
             <w:vAlign w:val="center"/>
@@ -1916,120 +2781,9 @@
           <w:tcPr>
             <w:tcW w:type="dxa" w:w="2600"/>
             <w:tcMar>
-              <w:top w:type="dxa" w:w="60"/>
-              <w:left w:type="dxa" w:w="100"/>
-              <w:bottom w:type="dxa" w:w="60"/>
-              <w:right w:type="dxa" w:w="100"/>
-            </w:tcMar>
-            <w:vAlign w:val="center"/>
-          </w:tcPr>
-          <w:p>
-            <w:pPr>
-              <w:spacing w:after="0" w:before="0"/>
-            </w:pPr>
-            <w:r>
-              <w:rPr>
-                <w:rFonts w:ascii="MS Mincho" w:eastAsia="ＭＳ 明朝" w:hAnsi="MS Mincho"/>
-                <w:b w:val="false"/>
-                <w:bCs w:val="false"/>
-                <w:sz w:val="20"/>
-                <w:szCs w:val="20"/>
-              </w:rPr>
-              <w:t xml:space="preserve"/>
-            </w:r>
-          </w:p>
-        </w:tc>
-      </w:tr>
-      <w:tr>
-        <w:tc>
-          <w:tcPr>
-            <w:tcW w:type="dxa" w:w="2400"/>
-            <w:tcMar>
-              <w:top w:type="dxa" w:w="60"/>
-              <w:left w:type="dxa" w:w="100"/>
-              <w:bottom w:type="dxa" w:w="60"/>
-              <w:right w:type="dxa" w:w="100"/>
-            </w:tcMar>
-            <w:vAlign w:val="center"/>
-          </w:tcPr>
-          <w:p>
-            <w:pPr>
-              <w:spacing w:after="0" w:before="0"/>
-            </w:pPr>
-            <w:r>
-              <w:rPr>
-                <w:rFonts w:ascii="MS Mincho" w:eastAsia="ＭＳ 明朝" w:hAnsi="MS Mincho"/>
-                <w:b w:val="false"/>
-                <w:bCs w:val="false"/>
-                <w:sz w:val="20"/>
-                <w:szCs w:val="20"/>
-              </w:rPr>
-              <w:t xml:space="preserve">その他（　　　　）</w:t>
-            </w:r>
-          </w:p>
-        </w:tc>
-        <w:tc>
-          <w:tcPr>
-            <w:tcW w:type="dxa" w:w="2600"/>
-            <w:tcMar>
-              <w:top w:type="dxa" w:w="60"/>
-              <w:left w:type="dxa" w:w="100"/>
-              <w:bottom w:type="dxa" w:w="60"/>
-              <w:right w:type="dxa" w:w="100"/>
-            </w:tcMar>
-            <w:vAlign w:val="center"/>
-          </w:tcPr>
-          <w:p>
-            <w:pPr>
-              <w:spacing w:after="0" w:before="0"/>
-            </w:pPr>
-            <w:r>
-              <w:rPr>
-                <w:rFonts w:ascii="MS Mincho" w:eastAsia="ＭＳ 明朝" w:hAnsi="MS Mincho"/>
-                <w:b w:val="false"/>
-                <w:bCs w:val="false"/>
-                <w:sz w:val="20"/>
-                <w:szCs w:val="20"/>
-              </w:rPr>
-              <w:t xml:space="preserve"/>
-            </w:r>
-          </w:p>
-        </w:tc>
-        <w:tc>
-          <w:tcPr>
-            <w:tcW w:type="dxa" w:w="2038"/>
-            <w:tcMar>
-              <w:top w:type="dxa" w:w="60"/>
-              <w:left w:type="dxa" w:w="100"/>
-              <w:bottom w:type="dxa" w:w="60"/>
-              <w:right w:type="dxa" w:w="100"/>
-            </w:tcMar>
-            <w:vAlign w:val="center"/>
-          </w:tcPr>
-          <w:p>
-            <w:pPr>
-              <w:spacing w:after="0" w:before="0"/>
-              <w:jc w:val="right"/>
-            </w:pPr>
-            <w:r>
-              <w:rPr>
-                <w:rFonts w:ascii="MS Mincho" w:eastAsia="ＭＳ 明朝" w:hAnsi="MS Mincho"/>
-                <w:b w:val="false"/>
-                <w:bCs w:val="false"/>
-                <w:sz w:val="20"/>
-                <w:szCs w:val="20"/>
-              </w:rPr>
-              <w:t xml:space="preserve">円</w:t>
-            </w:r>
-          </w:p>
-        </w:tc>
-        <w:tc>
-          <w:tcPr>
-            <w:tcW w:type="dxa" w:w="2600"/>
-            <w:tcMar>
-              <w:top w:type="dxa" w:w="60"/>
-              <w:left w:type="dxa" w:w="100"/>
-              <w:bottom w:type="dxa" w:w="60"/>
+              <w:top w:type="dxa" w:w="50"/>
+              <w:left w:type="dxa" w:w="100"/>
+              <w:bottom w:type="dxa" w:w="50"/>
               <w:right w:type="dxa" w:w="100"/>
             </w:tcMar>
             <w:vAlign w:val="center"/>
@@ -2054,7 +2808,7 @@
     </w:tbl>
     <w:p>
       <w:pPr>
-        <w:spacing w:after="40" w:before="60"/>
+        <w:spacing w:after="25" w:before="25"/>
       </w:pPr>
       <w:r>
         <w:rPr>
@@ -2069,583 +2823,7 @@
     </w:p>
     <w:p>
       <w:pPr>
-        <w:pageBreakBefore/>
-        <w:spacing w:after="60" w:before="160"/>
-      </w:pPr>
-      <w:r>
-        <w:rPr>
-          <w:rFonts w:ascii="MS Gothic" w:eastAsia="ＭＳ ゴシック" w:hAnsi="MS Gothic"/>
-          <w:b/>
-          <w:bCs/>
-          <w:sz w:val="21"/>
-          <w:szCs w:val="21"/>
-        </w:rPr>
-        <w:t xml:space="preserve">６　扶養等の状況</w:t>
-      </w:r>
-    </w:p>
-    <w:tbl>
-      <w:tblPr>
-        <w:tblW w:type="dxa" w:w="9638"/>
-        <w:tblBorders>
-          <w:top w:val="single" w:color="000000" w:sz="4"/>
-          <w:left w:val="single" w:color="000000" w:sz="4"/>
-          <w:bottom w:val="single" w:color="000000" w:sz="4"/>
-          <w:right w:val="single" w:color="000000" w:sz="4"/>
-          <w:insideH w:val="single" w:color="auto" w:sz="4"/>
-          <w:insideV w:val="single" w:color="auto" w:sz="4"/>
-        </w:tblBorders>
-      </w:tblPr>
-      <w:tblGrid>
-        <w:gridCol w:w="6038"/>
-        <w:gridCol w:w="3600"/>
-      </w:tblGrid>
-      <w:tr>
-        <w:tc>
-          <w:tcPr>
-            <w:tcW w:type="dxa" w:w="6038"/>
-            <w:tcMar>
-              <w:top w:type="dxa" w:w="60"/>
-              <w:left w:type="dxa" w:w="100"/>
-              <w:bottom w:type="dxa" w:w="60"/>
-              <w:right w:type="dxa" w:w="100"/>
-            </w:tcMar>
-            <w:vAlign w:val="center"/>
-          </w:tcPr>
-          <w:p>
-            <w:pPr>
-              <w:spacing w:after="0" w:before="0"/>
-            </w:pPr>
-            <w:r>
-              <w:rPr>
-                <w:rFonts w:ascii="MS Mincho" w:eastAsia="ＭＳ 明朝" w:hAnsi="MS Mincho"/>
-                <w:b w:val="false"/>
-                <w:bCs w:val="false"/>
-                <w:sz w:val="18"/>
-                <w:szCs w:val="18"/>
-              </w:rPr>
-              <w:t xml:space="preserve">父母又は児童が、同居の祖父母等の税法上の扶養親族となっている</w:t>
-            </w:r>
-          </w:p>
-        </w:tc>
-        <w:tc>
-          <w:tcPr>
-            <w:tcW w:type="dxa" w:w="3600"/>
-            <w:tcMar>
-              <w:top w:type="dxa" w:w="60"/>
-              <w:left w:type="dxa" w:w="100"/>
-              <w:bottom w:type="dxa" w:w="60"/>
-              <w:right w:type="dxa" w:w="100"/>
-            </w:tcMar>
-            <w:vAlign w:val="center"/>
-          </w:tcPr>
-          <w:p>
-            <w:pPr>
-              <w:spacing w:after="0" w:before="0"/>
-            </w:pPr>
-            <w:r>
-              <w:rPr>
-                <w:rFonts w:ascii="MS Mincho" w:eastAsia="ＭＳ 明朝" w:hAnsi="MS Mincho"/>
-                <w:b w:val="false"/>
-                <w:bCs w:val="false"/>
-                <w:sz w:val="18"/>
-                <w:szCs w:val="18"/>
-              </w:rPr>
-              <w:t xml:space="preserve">□ なっていない　□ なっている</w:t>
-            </w:r>
-          </w:p>
-        </w:tc>
-      </w:tr>
-      <w:tr>
-        <w:tc>
-          <w:tcPr>
-            <w:tcW w:type="dxa" w:w="6038"/>
-            <w:tcMar>
-              <w:top w:type="dxa" w:w="60"/>
-              <w:left w:type="dxa" w:w="100"/>
-              <w:bottom w:type="dxa" w:w="60"/>
-              <w:right w:type="dxa" w:w="100"/>
-            </w:tcMar>
-            <w:vAlign w:val="center"/>
-          </w:tcPr>
-          <w:p>
-            <w:pPr>
-              <w:spacing w:after="0" w:before="0"/>
-            </w:pPr>
-            <w:r>
-              <w:rPr>
-                <w:rFonts w:ascii="MS Mincho" w:eastAsia="ＭＳ 明朝" w:hAnsi="MS Mincho"/>
-                <w:b w:val="false"/>
-                <w:bCs w:val="false"/>
-                <w:sz w:val="18"/>
-                <w:szCs w:val="18"/>
-              </w:rPr>
-              <w:t xml:space="preserve">父母又は児童が、同居の祖父母等の健康保険の被扶養者となっている</w:t>
-            </w:r>
-          </w:p>
-        </w:tc>
-        <w:tc>
-          <w:tcPr>
-            <w:tcW w:type="dxa" w:w="3600"/>
-            <w:tcMar>
-              <w:top w:type="dxa" w:w="60"/>
-              <w:left w:type="dxa" w:w="100"/>
-              <w:bottom w:type="dxa" w:w="60"/>
-              <w:right w:type="dxa" w:w="100"/>
-            </w:tcMar>
-            <w:vAlign w:val="center"/>
-          </w:tcPr>
-          <w:p>
-            <w:pPr>
-              <w:spacing w:after="0" w:before="0"/>
-            </w:pPr>
-            <w:r>
-              <w:rPr>
-                <w:rFonts w:ascii="MS Mincho" w:eastAsia="ＭＳ 明朝" w:hAnsi="MS Mincho"/>
-                <w:b w:val="false"/>
-                <w:bCs w:val="false"/>
-                <w:sz w:val="18"/>
-                <w:szCs w:val="18"/>
-              </w:rPr>
-              <w:t xml:space="preserve">□ なっていない　□ なっている</w:t>
-            </w:r>
-          </w:p>
-        </w:tc>
-      </w:tr>
-      <w:tr>
-        <w:tc>
-          <w:tcPr>
-            <w:tcW w:type="dxa" w:w="6038"/>
-            <w:tcMar>
-              <w:top w:type="dxa" w:w="60"/>
-              <w:left w:type="dxa" w:w="100"/>
-              <w:bottom w:type="dxa" w:w="60"/>
-              <w:right w:type="dxa" w:w="100"/>
-            </w:tcMar>
-            <w:vAlign w:val="center"/>
-          </w:tcPr>
-          <w:p>
-            <w:pPr>
-              <w:spacing w:after="0" w:before="0"/>
-            </w:pPr>
-            <w:r>
-              <w:rPr>
-                <w:rFonts w:ascii="MS Mincho" w:eastAsia="ＭＳ 明朝" w:hAnsi="MS Mincho"/>
-                <w:b w:val="false"/>
-                <w:bCs w:val="false"/>
-                <w:sz w:val="18"/>
-                <w:szCs w:val="18"/>
-              </w:rPr>
-              <w:t xml:space="preserve">祖父母等が、父母又は児童を対象とする手当・給付等を受給している</w:t>
-            </w:r>
-          </w:p>
-        </w:tc>
-        <w:tc>
-          <w:tcPr>
-            <w:tcW w:type="dxa" w:w="3600"/>
-            <w:tcMar>
-              <w:top w:type="dxa" w:w="60"/>
-              <w:left w:type="dxa" w:w="100"/>
-              <w:bottom w:type="dxa" w:w="60"/>
-              <w:right w:type="dxa" w:w="100"/>
-            </w:tcMar>
-            <w:vAlign w:val="center"/>
-          </w:tcPr>
-          <w:p>
-            <w:pPr>
-              <w:spacing w:after="0" w:before="0"/>
-            </w:pPr>
-            <w:r>
-              <w:rPr>
-                <w:rFonts w:ascii="MS Mincho" w:eastAsia="ＭＳ 明朝" w:hAnsi="MS Mincho"/>
-                <w:b w:val="false"/>
-                <w:bCs w:val="false"/>
-                <w:sz w:val="18"/>
-                <w:szCs w:val="18"/>
-              </w:rPr>
-              <w:t xml:space="preserve">□ 受給していない　□ 受給している</w:t>
-            </w:r>
-          </w:p>
-        </w:tc>
-      </w:tr>
-    </w:tbl>
-    <w:p>
-      <w:pPr>
-        <w:spacing w:after="60" w:before="160"/>
-      </w:pPr>
-      <w:r>
-        <w:rPr>
-          <w:rFonts w:ascii="MS Gothic" w:eastAsia="ＭＳ ゴシック" w:hAnsi="MS Gothic"/>
-          <w:b/>
-          <w:bCs/>
-          <w:sz w:val="21"/>
-          <w:szCs w:val="21"/>
-        </w:rPr>
-        <w:t xml:space="preserve">７　父母の就労・収入の状況</w:t>
-      </w:r>
-    </w:p>
-    <w:tbl>
-      <w:tblPr>
-        <w:tblW w:type="dxa" w:w="9638"/>
-        <w:tblBorders>
-          <w:top w:val="single" w:color="000000" w:sz="4"/>
-          <w:left w:val="single" w:color="000000" w:sz="4"/>
-          <w:bottom w:val="single" w:color="000000" w:sz="4"/>
-          <w:right w:val="single" w:color="000000" w:sz="4"/>
-          <w:insideH w:val="single" w:color="auto" w:sz="4"/>
-          <w:insideV w:val="single" w:color="auto" w:sz="4"/>
-        </w:tblBorders>
-      </w:tblPr>
-      <w:tblGrid>
-        <w:gridCol w:w="1200"/>
-        <w:gridCol w:w="3400"/>
-        <w:gridCol w:w="2600"/>
-        <w:gridCol w:w="2438"/>
-      </w:tblGrid>
-      <w:tr>
-        <w:tc>
-          <w:tcPr>
-            <w:tcW w:type="dxa" w:w="1200"/>
-            <w:shd w:fill="EEEEEE" w:val="clear"/>
-            <w:tcMar>
-              <w:top w:type="dxa" w:w="60"/>
-              <w:left w:type="dxa" w:w="100"/>
-              <w:bottom w:type="dxa" w:w="60"/>
-              <w:right w:type="dxa" w:w="100"/>
-            </w:tcMar>
-            <w:vAlign w:val="center"/>
-          </w:tcPr>
-          <w:p>
-            <w:pPr>
-              <w:spacing w:after="0" w:before="0"/>
-            </w:pPr>
-            <w:r>
-              <w:rPr>
-                <w:rFonts w:ascii="MS Mincho" w:eastAsia="ＭＳ 明朝" w:hAnsi="MS Mincho"/>
-                <w:b w:val="false"/>
-                <w:bCs w:val="false"/>
-                <w:sz w:val="20"/>
-                <w:szCs w:val="20"/>
-              </w:rPr>
-              <w:t xml:space="preserve"/>
-            </w:r>
-          </w:p>
-        </w:tc>
-        <w:tc>
-          <w:tcPr>
-            <w:tcW w:type="dxa" w:w="3400"/>
-            <w:shd w:fill="EEEEEE" w:val="clear"/>
-            <w:tcMar>
-              <w:top w:type="dxa" w:w="60"/>
-              <w:left w:type="dxa" w:w="100"/>
-              <w:bottom w:type="dxa" w:w="60"/>
-              <w:right w:type="dxa" w:w="100"/>
-            </w:tcMar>
-            <w:vAlign w:val="center"/>
-          </w:tcPr>
-          <w:p>
-            <w:pPr>
-              <w:spacing w:after="0" w:before="0"/>
-              <w:jc w:val="center"/>
-            </w:pPr>
-            <w:r>
-              <w:rPr>
-                <w:rFonts w:ascii="MS Mincho" w:eastAsia="ＭＳ 明朝" w:hAnsi="MS Mincho"/>
-                <w:b w:val="false"/>
-                <w:bCs w:val="false"/>
-                <w:sz w:val="18"/>
-                <w:szCs w:val="18"/>
-              </w:rPr>
-              <w:t xml:space="preserve">勤務先・就労形態</w:t>
-            </w:r>
-          </w:p>
-        </w:tc>
-        <w:tc>
-          <w:tcPr>
-            <w:tcW w:type="dxa" w:w="2600"/>
-            <w:shd w:fill="EEEEEE" w:val="clear"/>
-            <w:tcMar>
-              <w:top w:type="dxa" w:w="60"/>
-              <w:left w:type="dxa" w:w="100"/>
-              <w:bottom w:type="dxa" w:w="60"/>
-              <w:right w:type="dxa" w:w="100"/>
-            </w:tcMar>
-            <w:vAlign w:val="center"/>
-          </w:tcPr>
-          <w:p>
-            <w:pPr>
-              <w:spacing w:after="0" w:before="0"/>
-              <w:jc w:val="center"/>
-            </w:pPr>
-            <w:r>
-              <w:rPr>
-                <w:rFonts w:ascii="MS Mincho" w:eastAsia="ＭＳ 明朝" w:hAnsi="MS Mincho"/>
-                <w:b w:val="false"/>
-                <w:bCs w:val="false"/>
-                <w:sz w:val="18"/>
-                <w:szCs w:val="18"/>
-              </w:rPr>
-              <w:t xml:space="preserve">前年の年収（税込）</w:t>
-            </w:r>
-          </w:p>
-        </w:tc>
-        <w:tc>
-          <w:tcPr>
-            <w:tcW w:type="dxa" w:w="2438"/>
-            <w:shd w:fill="EEEEEE" w:val="clear"/>
-            <w:tcMar>
-              <w:top w:type="dxa" w:w="60"/>
-              <w:left w:type="dxa" w:w="100"/>
-              <w:bottom w:type="dxa" w:w="60"/>
-              <w:right w:type="dxa" w:w="100"/>
-            </w:tcMar>
-            <w:vAlign w:val="center"/>
-          </w:tcPr>
-          <w:p>
-            <w:pPr>
-              <w:spacing w:after="0" w:before="0"/>
-              <w:jc w:val="center"/>
-            </w:pPr>
-            <w:r>
-              <w:rPr>
-                <w:rFonts w:ascii="MS Mincho" w:eastAsia="ＭＳ 明朝" w:hAnsi="MS Mincho"/>
-                <w:b w:val="false"/>
-                <w:bCs w:val="false"/>
-                <w:sz w:val="18"/>
-                <w:szCs w:val="18"/>
-              </w:rPr>
-              <w:t xml:space="preserve">市町村民税の申告</w:t>
-            </w:r>
-          </w:p>
-        </w:tc>
-      </w:tr>
-      <w:tr>
-        <w:tc>
-          <w:tcPr>
-            <w:tcW w:type="dxa" w:w="1200"/>
-            <w:tcMar>
-              <w:top w:type="dxa" w:w="60"/>
-              <w:left w:type="dxa" w:w="100"/>
-              <w:bottom w:type="dxa" w:w="60"/>
-              <w:right w:type="dxa" w:w="100"/>
-            </w:tcMar>
-            <w:vAlign w:val="center"/>
-          </w:tcPr>
-          <w:p>
-            <w:pPr>
-              <w:spacing w:after="0" w:before="0"/>
-              <w:jc w:val="center"/>
-            </w:pPr>
-            <w:r>
-              <w:rPr>
-                <w:rFonts w:ascii="MS Mincho" w:eastAsia="ＭＳ 明朝" w:hAnsi="MS Mincho"/>
-                <w:b w:val="false"/>
-                <w:bCs w:val="false"/>
-                <w:sz w:val="20"/>
-                <w:szCs w:val="20"/>
-              </w:rPr>
-              <w:t xml:space="preserve">父</w:t>
-            </w:r>
-          </w:p>
-        </w:tc>
-        <w:tc>
-          <w:tcPr>
-            <w:tcW w:type="dxa" w:w="3400"/>
-            <w:tcMar>
-              <w:top w:type="dxa" w:w="60"/>
-              <w:left w:type="dxa" w:w="100"/>
-              <w:bottom w:type="dxa" w:w="60"/>
-              <w:right w:type="dxa" w:w="100"/>
-            </w:tcMar>
-            <w:vAlign w:val="center"/>
-          </w:tcPr>
-          <w:p>
-            <w:pPr>
-              <w:spacing w:after="0" w:before="0"/>
-            </w:pPr>
-            <w:r>
-              <w:rPr>
-                <w:rFonts w:ascii="MS Mincho" w:eastAsia="ＭＳ 明朝" w:hAnsi="MS Mincho"/>
-                <w:b w:val="false"/>
-                <w:bCs w:val="false"/>
-                <w:sz w:val="20"/>
-                <w:szCs w:val="20"/>
-              </w:rPr>
-              <w:t xml:space="preserve"/>
-            </w:r>
-          </w:p>
-        </w:tc>
-        <w:tc>
-          <w:tcPr>
-            <w:tcW w:type="dxa" w:w="2600"/>
-            <w:tcMar>
-              <w:top w:type="dxa" w:w="60"/>
-              <w:left w:type="dxa" w:w="100"/>
-              <w:bottom w:type="dxa" w:w="60"/>
-              <w:right w:type="dxa" w:w="100"/>
-            </w:tcMar>
-            <w:vAlign w:val="center"/>
-          </w:tcPr>
-          <w:p>
-            <w:pPr>
-              <w:spacing w:after="0" w:before="0"/>
-              <w:jc w:val="right"/>
-            </w:pPr>
-            <w:r>
-              <w:rPr>
-                <w:rFonts w:ascii="MS Mincho" w:eastAsia="ＭＳ 明朝" w:hAnsi="MS Mincho"/>
-                <w:b w:val="false"/>
-                <w:bCs w:val="false"/>
-                <w:sz w:val="18"/>
-                <w:szCs w:val="18"/>
-              </w:rPr>
-              <w:t xml:space="preserve">約　　　　　　万円</w:t>
-            </w:r>
-          </w:p>
-        </w:tc>
-        <w:tc>
-          <w:tcPr>
-            <w:tcW w:type="dxa" w:w="2438"/>
-            <w:tcMar>
-              <w:top w:type="dxa" w:w="60"/>
-              <w:left w:type="dxa" w:w="100"/>
-              <w:bottom w:type="dxa" w:w="60"/>
-              <w:right w:type="dxa" w:w="100"/>
-            </w:tcMar>
-            <w:vAlign w:val="center"/>
-          </w:tcPr>
-          <w:p>
-            <w:pPr>
-              <w:spacing w:after="0" w:before="0"/>
-            </w:pPr>
-            <w:r>
-              <w:rPr>
-                <w:rFonts w:ascii="MS Mincho" w:eastAsia="ＭＳ 明朝" w:hAnsi="MS Mincho"/>
-                <w:b w:val="false"/>
-                <w:bCs w:val="false"/>
-                <w:sz w:val="18"/>
-                <w:szCs w:val="18"/>
-              </w:rPr>
-              <w:t xml:space="preserve">□ 済　□ 未申告</w:t>
-            </w:r>
-          </w:p>
-        </w:tc>
-      </w:tr>
-      <w:tr>
-        <w:tc>
-          <w:tcPr>
-            <w:tcW w:type="dxa" w:w="1200"/>
-            <w:tcMar>
-              <w:top w:type="dxa" w:w="60"/>
-              <w:left w:type="dxa" w:w="100"/>
-              <w:bottom w:type="dxa" w:w="60"/>
-              <w:right w:type="dxa" w:w="100"/>
-            </w:tcMar>
-            <w:vAlign w:val="center"/>
-          </w:tcPr>
-          <w:p>
-            <w:pPr>
-              <w:spacing w:after="0" w:before="0"/>
-              <w:jc w:val="center"/>
-            </w:pPr>
-            <w:r>
-              <w:rPr>
-                <w:rFonts w:ascii="MS Mincho" w:eastAsia="ＭＳ 明朝" w:hAnsi="MS Mincho"/>
-                <w:b w:val="false"/>
-                <w:bCs w:val="false"/>
-                <w:sz w:val="20"/>
-                <w:szCs w:val="20"/>
-              </w:rPr>
-              <w:t xml:space="preserve">母</w:t>
-            </w:r>
-          </w:p>
-        </w:tc>
-        <w:tc>
-          <w:tcPr>
-            <w:tcW w:type="dxa" w:w="3400"/>
-            <w:tcMar>
-              <w:top w:type="dxa" w:w="60"/>
-              <w:left w:type="dxa" w:w="100"/>
-              <w:bottom w:type="dxa" w:w="60"/>
-              <w:right w:type="dxa" w:w="100"/>
-            </w:tcMar>
-            <w:vAlign w:val="center"/>
-          </w:tcPr>
-          <w:p>
-            <w:pPr>
-              <w:spacing w:after="0" w:before="0"/>
-            </w:pPr>
-            <w:r>
-              <w:rPr>
-                <w:rFonts w:ascii="MS Mincho" w:eastAsia="ＭＳ 明朝" w:hAnsi="MS Mincho"/>
-                <w:b w:val="false"/>
-                <w:bCs w:val="false"/>
-                <w:sz w:val="20"/>
-                <w:szCs w:val="20"/>
-              </w:rPr>
-              <w:t xml:space="preserve"/>
-            </w:r>
-          </w:p>
-        </w:tc>
-        <w:tc>
-          <w:tcPr>
-            <w:tcW w:type="dxa" w:w="2600"/>
-            <w:tcMar>
-              <w:top w:type="dxa" w:w="60"/>
-              <w:left w:type="dxa" w:w="100"/>
-              <w:bottom w:type="dxa" w:w="60"/>
-              <w:right w:type="dxa" w:w="100"/>
-            </w:tcMar>
-            <w:vAlign w:val="center"/>
-          </w:tcPr>
-          <w:p>
-            <w:pPr>
-              <w:spacing w:after="0" w:before="0"/>
-              <w:jc w:val="right"/>
-            </w:pPr>
-            <w:r>
-              <w:rPr>
-                <w:rFonts w:ascii="MS Mincho" w:eastAsia="ＭＳ 明朝" w:hAnsi="MS Mincho"/>
-                <w:b w:val="false"/>
-                <w:bCs w:val="false"/>
-                <w:sz w:val="18"/>
-                <w:szCs w:val="18"/>
-              </w:rPr>
-              <w:t xml:space="preserve">約　　　　　　万円</w:t>
-            </w:r>
-          </w:p>
-        </w:tc>
-        <w:tc>
-          <w:tcPr>
-            <w:tcW w:type="dxa" w:w="2438"/>
-            <w:tcMar>
-              <w:top w:type="dxa" w:w="60"/>
-              <w:left w:type="dxa" w:w="100"/>
-              <w:bottom w:type="dxa" w:w="60"/>
-              <w:right w:type="dxa" w:w="100"/>
-            </w:tcMar>
-            <w:vAlign w:val="center"/>
-          </w:tcPr>
-          <w:p>
-            <w:pPr>
-              <w:spacing w:after="0" w:before="0"/>
-            </w:pPr>
-            <w:r>
-              <w:rPr>
-                <w:rFonts w:ascii="MS Mincho" w:eastAsia="ＭＳ 明朝" w:hAnsi="MS Mincho"/>
-                <w:b w:val="false"/>
-                <w:bCs w:val="false"/>
-                <w:sz w:val="18"/>
-                <w:szCs w:val="18"/>
-              </w:rPr>
-              <w:t xml:space="preserve">□ 済　□ 未申告</w:t>
-            </w:r>
-          </w:p>
-        </w:tc>
-      </w:tr>
-    </w:tbl>
-    <w:p>
-      <w:pPr>
-        <w:spacing w:after="60" w:before="160"/>
+        <w:spacing w:after="35" w:before="90"/>
       </w:pPr>
       <w:r>
         <w:rPr>
@@ -2678,75 +2856,15 @@
           <w:tcPr>
             <w:tcW w:type="dxa" w:w="9638"/>
             <w:tcMar>
-              <w:top w:type="dxa" w:w="60"/>
-              <w:left w:type="dxa" w:w="100"/>
-              <w:bottom w:type="dxa" w:w="60"/>
-              <w:right w:type="dxa" w:w="100"/>
-            </w:tcMar>
-          </w:tcPr>
-          <w:p>
-            <w:pPr>
-              <w:spacing w:after="0" w:before="0"/>
-            </w:pPr>
-            <w:r>
-              <w:rPr>
-                <w:rFonts w:ascii="MS Mincho" w:eastAsia="ＭＳ 明朝" w:hAnsi="MS Mincho"/>
-                <w:b w:val="false"/>
-                <w:bCs w:val="false"/>
-                <w:sz w:val="20"/>
-                <w:szCs w:val="20"/>
-              </w:rPr>
-              <w:t xml:space="preserve"/>
-            </w:r>
-          </w:p>
-          <w:p>
-            <w:pPr>
-              <w:spacing w:after="40" w:before="40"/>
-            </w:pPr>
-            <w:r>
-              <w:rPr>
-                <w:rFonts w:ascii="MS Mincho" w:eastAsia="ＭＳ 明朝" w:hAnsi="MS Mincho"/>
-                <w:b w:val="false"/>
-                <w:bCs w:val="false"/>
-                <w:sz w:val="20"/>
-                <w:szCs w:val="20"/>
-              </w:rPr>
-              <w:t xml:space="preserve"/>
-            </w:r>
-          </w:p>
-          <w:p>
-            <w:pPr>
-              <w:spacing w:after="40" w:before="40"/>
-            </w:pPr>
-            <w:r>
-              <w:rPr>
-                <w:rFonts w:ascii="MS Mincho" w:eastAsia="ＭＳ 明朝" w:hAnsi="MS Mincho"/>
-                <w:b w:val="false"/>
-                <w:bCs w:val="false"/>
-                <w:sz w:val="20"/>
-                <w:szCs w:val="20"/>
-              </w:rPr>
-              <w:t xml:space="preserve"/>
-            </w:r>
-          </w:p>
-          <w:p>
-            <w:pPr>
-              <w:spacing w:after="40" w:before="40"/>
-            </w:pPr>
-            <w:r>
-              <w:rPr>
-                <w:rFonts w:ascii="MS Mincho" w:eastAsia="ＭＳ 明朝" w:hAnsi="MS Mincho"/>
-                <w:b w:val="false"/>
-                <w:bCs w:val="false"/>
-                <w:sz w:val="20"/>
-                <w:szCs w:val="20"/>
-              </w:rPr>
-              <w:t xml:space="preserve"/>
-            </w:r>
-          </w:p>
-          <w:p>
-            <w:pPr>
-              <w:spacing w:after="40" w:before="40"/>
+              <w:top w:type="dxa" w:w="50"/>
+              <w:left w:type="dxa" w:w="100"/>
+              <w:bottom w:type="dxa" w:w="50"/>
+              <w:right w:type="dxa" w:w="100"/>
+            </w:tcMar>
+          </w:tcPr>
+          <w:p>
+            <w:pPr>
+              <w:spacing w:after="0" w:before="0"/>
             </w:pPr>
             <w:r>
               <w:rPr>
@@ -2779,7 +2897,7 @@
     </w:tbl>
     <w:p>
       <w:pPr>
-        <w:spacing w:after="60" w:before="160"/>
+        <w:spacing w:after="35" w:before="90"/>
       </w:pPr>
       <w:r>
         <w:rPr>
@@ -2789,12 +2907,12 @@
           <w:sz w:val="21"/>
           <w:szCs w:val="21"/>
         </w:rPr>
-        <w:t xml:space="preserve">９　添付書類（生計が別であることが確認できる書類。該当するものにレ点）</w:t>
+        <w:t xml:space="preserve">９　添付書類（該当するものにレ点。各要件は資料の提出があるものに限り認められます）</w:t>
       </w:r>
     </w:p>
     <w:p>
       <w:pPr>
-        <w:spacing w:after="20" w:before="20"/>
+        <w:spacing w:after="6" w:before="6"/>
       </w:pPr>
       <w:r>
         <w:rPr>
@@ -2804,12 +2922,12 @@
           <w:sz w:val="18"/>
           <w:szCs w:val="18"/>
         </w:rPr>
-        <w:t xml:space="preserve">□　公共料金（電気・ガス・水道等）の領収書又は検針票の写し（申立人（父母）名義のもの）</w:t>
+        <w:t xml:space="preserve">□　父母名義の公共料金（電気・ガス・水道等）の領収書又は検針票の写し【要件Ａ・Ｂ】</w:t>
       </w:r>
     </w:p>
     <w:p>
       <w:pPr>
-        <w:spacing w:after="20" w:before="40"/>
+        <w:spacing w:after="6" w:before="40"/>
       </w:pPr>
       <w:r>
         <w:rPr>
@@ -2819,12 +2937,12 @@
           <w:sz w:val="18"/>
           <w:szCs w:val="18"/>
         </w:rPr>
-        <w:t xml:space="preserve">□　住宅の賃貸借契約書の写し又は住宅ローン返済予定表等の写し（父母が契約・返済しているもの）</w:t>
+        <w:t xml:space="preserve">□　建物図面・登記事項証明書等（完全分離型二世帯住宅の場合）【要件Ａ】</w:t>
       </w:r>
     </w:p>
     <w:p>
       <w:pPr>
-        <w:spacing w:after="20" w:before="40"/>
+        <w:spacing w:after="6" w:before="40"/>
       </w:pPr>
       <w:r>
         <w:rPr>
@@ -2834,12 +2952,12 @@
           <w:sz w:val="18"/>
           <w:szCs w:val="18"/>
         </w:rPr>
-        <w:t xml:space="preserve">□　父母及び児童の健康保険証（資格確認書等）の写し</w:t>
+        <w:t xml:space="preserve">□　父母名義の賃貸借契約書の写し又は住宅ローン返済予定表等の写し【要件Ｂ】</w:t>
       </w:r>
     </w:p>
     <w:p>
       <w:pPr>
-        <w:spacing w:after="20" w:before="40"/>
+        <w:spacing w:after="6" w:before="40"/>
       </w:pPr>
       <w:r>
         <w:rPr>
@@ -2849,12 +2967,12 @@
           <w:sz w:val="18"/>
           <w:szCs w:val="18"/>
         </w:rPr>
-        <w:t xml:space="preserve">□　父母の収入がわかる書類（源泉徴収票、給与明細、確定申告書の控え等の写し）</w:t>
+        <w:t xml:space="preserve">□　父母及び児童の健康保険証（資格確認書等）の写し【要件Ｃ】</w:t>
       </w:r>
     </w:p>
     <w:p>
       <w:pPr>
-        <w:spacing w:after="60" w:before="40"/>
+        <w:spacing w:after="6" w:before="40"/>
       </w:pPr>
       <w:r>
         <w:rPr>
@@ -2864,12 +2982,27 @@
           <w:sz w:val="18"/>
           <w:szCs w:val="18"/>
         </w:rPr>
-        <w:t xml:space="preserve">□　その他（　　　　　　　　　　　　　　　　　　　　　　　　　　　　　）</w:t>
+        <w:t xml:space="preserve">□　父母の収入がわかる書類（源泉徴収票・給与明細・確定申告控え等の写し）【要件Ｄ：父母の独立収入】</w:t>
       </w:r>
     </w:p>
     <w:p>
       <w:pPr>
-        <w:spacing w:after="60" w:before="160"/>
+        <w:spacing w:after="8" w:before="40"/>
+      </w:pPr>
+      <w:r>
+        <w:rPr>
+          <w:rFonts w:ascii="MS Mincho" w:eastAsia="ＭＳ 明朝" w:hAnsi="MS Mincho"/>
+          <w:b w:val="false"/>
+          <w:bCs w:val="false"/>
+          <w:sz w:val="18"/>
+          <w:szCs w:val="18"/>
+        </w:rPr>
+        <w:t xml:space="preserve">□　その他（　　　　　　　　　　　　　　　　　　　　　）</w:t>
+      </w:r>
+    </w:p>
+    <w:p>
+      <w:pPr>
+        <w:spacing w:after="35" w:before="90"/>
       </w:pPr>
       <w:r>
         <w:rPr>
@@ -2884,7 +3017,7 @@
     </w:p>
     <w:p>
       <w:pPr>
-        <w:spacing w:after="160" w:before="40"/>
+        <w:spacing w:after="50" w:before="20"/>
       </w:pPr>
       <w:r>
         <w:rPr>
@@ -2899,7 +3032,7 @@
     </w:p>
     <w:p>
       <w:pPr>
-        <w:spacing w:after="40"/>
+        <w:spacing w:after="25"/>
         <w:jc w:val="right"/>
       </w:pPr>
       <w:r>
@@ -2915,17 +3048,17 @@
     </w:p>
     <w:p>
       <w:pPr>
-        <w:spacing w:after="40" w:before="40"/>
+        <w:spacing w:after="15" w:before="40"/>
       </w:pPr>
       <w:r>
         <w:rPr>
-          <w:rFonts w:ascii="MS Mincho" w:eastAsia="ＭＳ 明朝" w:hAnsi="MS Mincho"/>
-          <w:b w:val="false"/>
-          <w:bCs w:val="false"/>
-          <w:sz w:val="8"/>
-          <w:szCs w:val="8"/>
+          <w:rFonts w:ascii="MS Gothic" w:eastAsia="ＭＳ ゴシック" w:hAnsi="MS Gothic"/>
+          <w:b/>
+          <w:bCs/>
+          <w:sz w:val="16"/>
+          <w:szCs w:val="16"/>
         </w:rPr>
-        <w:t xml:space="preserve">　</w:t>
+        <w:t xml:space="preserve">※以下は職員記入欄（判定は上から順に行い、結論が出た時点で終了する）</w:t>
       </w:r>
     </w:p>
     <w:tbl>
@@ -2941,92 +3074,63 @@
         </w:tblBorders>
       </w:tblPr>
       <w:tblGrid>
-        <w:gridCol w:w="1800"/>
-        <w:gridCol w:w="2600"/>
-        <w:gridCol w:w="2600"/>
+        <w:gridCol w:w="1900"/>
+        <w:gridCol w:w="5100"/>
         <w:gridCol w:w="2638"/>
       </w:tblGrid>
       <w:tr>
         <w:tc>
           <w:tcPr>
-            <w:tcW w:type="dxa" w:w="1800"/>
+            <w:tcW w:type="dxa" w:w="1900"/>
             <w:shd w:fill="EEEEEE" w:val="clear"/>
             <w:tcMar>
-              <w:top w:type="dxa" w:w="60"/>
-              <w:left w:type="dxa" w:w="100"/>
-              <w:bottom w:type="dxa" w:w="60"/>
-              <w:right w:type="dxa" w:w="100"/>
-            </w:tcMar>
-            <w:vAlign w:val="center"/>
-          </w:tcPr>
-          <w:p>
-            <w:pPr>
-              <w:spacing w:after="0" w:before="0"/>
-              <w:jc w:val="center"/>
-            </w:pPr>
-            <w:r>
-              <w:rPr>
-                <w:rFonts w:ascii="MS Mincho" w:eastAsia="ＭＳ 明朝" w:hAnsi="MS Mincho"/>
-                <w:b w:val="false"/>
-                <w:bCs w:val="false"/>
-                <w:sz w:val="18"/>
-                <w:szCs w:val="18"/>
-              </w:rPr>
-              <w:t xml:space="preserve">※職員記入欄</w:t>
-            </w:r>
-          </w:p>
-        </w:tc>
-        <w:tc>
-          <w:tcPr>
-            <w:tcW w:type="dxa" w:w="2600"/>
-            <w:tcMar>
-              <w:top w:type="dxa" w:w="60"/>
-              <w:left w:type="dxa" w:w="100"/>
-              <w:bottom w:type="dxa" w:w="60"/>
-              <w:right w:type="dxa" w:w="100"/>
-            </w:tcMar>
-            <w:vAlign w:val="center"/>
-          </w:tcPr>
-          <w:p>
-            <w:pPr>
-              <w:spacing w:after="0" w:before="0"/>
-            </w:pPr>
-            <w:r>
-              <w:rPr>
-                <w:rFonts w:ascii="MS Mincho" w:eastAsia="ＭＳ 明朝" w:hAnsi="MS Mincho"/>
-                <w:b w:val="false"/>
-                <w:bCs w:val="false"/>
-                <w:sz w:val="18"/>
-                <w:szCs w:val="18"/>
-              </w:rPr>
-              <w:t xml:space="preserve">受付日：　　・　　・　　</w:t>
-            </w:r>
-          </w:p>
-        </w:tc>
-        <w:tc>
-          <w:tcPr>
-            <w:tcW w:type="dxa" w:w="2600"/>
-            <w:tcMar>
-              <w:top w:type="dxa" w:w="60"/>
-              <w:left w:type="dxa" w:w="100"/>
-              <w:bottom w:type="dxa" w:w="60"/>
-              <w:right w:type="dxa" w:w="100"/>
-            </w:tcMar>
-            <w:vAlign w:val="center"/>
-          </w:tcPr>
-          <w:p>
-            <w:pPr>
-              <w:spacing w:after="0" w:before="0"/>
-            </w:pPr>
-            <w:r>
-              <w:rPr>
-                <w:rFonts w:ascii="MS Mincho" w:eastAsia="ＭＳ 明朝" w:hAnsi="MS Mincho"/>
-                <w:b w:val="false"/>
-                <w:bCs w:val="false"/>
-                <w:sz w:val="18"/>
-                <w:szCs w:val="18"/>
-              </w:rPr>
-              <w:t xml:space="preserve">確認書類：</w:t>
+              <w:top w:type="dxa" w:w="50"/>
+              <w:left w:type="dxa" w:w="100"/>
+              <w:bottom w:type="dxa" w:w="50"/>
+              <w:right w:type="dxa" w:w="100"/>
+            </w:tcMar>
+            <w:vAlign w:val="center"/>
+          </w:tcPr>
+          <w:p>
+            <w:pPr>
+              <w:spacing w:after="0" w:before="0"/>
+            </w:pPr>
+            <w:r>
+              <w:rPr>
+                <w:rFonts w:ascii="MS Mincho" w:eastAsia="ＭＳ 明朝" w:hAnsi="MS Mincho"/>
+                <w:b w:val="false"/>
+                <w:bCs w:val="false"/>
+                <w:sz w:val="16"/>
+                <w:szCs w:val="16"/>
+              </w:rPr>
+              <w:t xml:space="preserve">STEP１ 同居</w:t>
+            </w:r>
+          </w:p>
+        </w:tc>
+        <w:tc>
+          <w:tcPr>
+            <w:tcW w:type="dxa" w:w="5100"/>
+            <w:tcMar>
+              <w:top w:type="dxa" w:w="50"/>
+              <w:left w:type="dxa" w:w="100"/>
+              <w:bottom w:type="dxa" w:w="50"/>
+              <w:right w:type="dxa" w:w="100"/>
+            </w:tcMar>
+            <w:vAlign w:val="center"/>
+          </w:tcPr>
+          <w:p>
+            <w:pPr>
+              <w:spacing w:after="0" w:before="0"/>
+            </w:pPr>
+            <w:r>
+              <w:rPr>
+                <w:rFonts w:ascii="MS Mincho" w:eastAsia="ＭＳ 明朝" w:hAnsi="MS Mincho"/>
+                <w:b w:val="false"/>
+                <w:bCs w:val="false"/>
+                <w:sz w:val="16"/>
+                <w:szCs w:val="16"/>
+              </w:rPr>
+              <w:t xml:space="preserve">□ 同一地番に居住（同居）　□ 別地番（別居）</w:t>
             </w:r>
           </w:p>
         </w:tc>
@@ -3034,26 +3138,446 @@
           <w:tcPr>
             <w:tcW w:type="dxa" w:w="2638"/>
             <w:tcMar>
-              <w:top w:type="dxa" w:w="60"/>
-              <w:left w:type="dxa" w:w="100"/>
-              <w:bottom w:type="dxa" w:w="60"/>
-              <w:right w:type="dxa" w:w="100"/>
-            </w:tcMar>
-            <w:vAlign w:val="center"/>
-          </w:tcPr>
-          <w:p>
-            <w:pPr>
-              <w:spacing w:after="0" w:before="0"/>
-            </w:pPr>
-            <w:r>
-              <w:rPr>
-                <w:rFonts w:ascii="MS Mincho" w:eastAsia="ＭＳ 明朝" w:hAnsi="MS Mincho"/>
-                <w:b w:val="false"/>
-                <w:bCs w:val="false"/>
-                <w:sz w:val="18"/>
-                <w:szCs w:val="18"/>
-              </w:rPr>
-              <w:t xml:space="preserve">判定：□ 別生計　□ 合算</w:t>
+              <w:top w:type="dxa" w:w="50"/>
+              <w:left w:type="dxa" w:w="100"/>
+              <w:bottom w:type="dxa" w:w="50"/>
+              <w:right w:type="dxa" w:w="100"/>
+            </w:tcMar>
+            <w:vAlign w:val="center"/>
+          </w:tcPr>
+          <w:p>
+            <w:pPr>
+              <w:spacing w:after="0" w:before="0"/>
+            </w:pPr>
+            <w:r>
+              <w:rPr>
+                <w:rFonts w:ascii="MS Mincho" w:eastAsia="ＭＳ 明朝" w:hAnsi="MS Mincho"/>
+                <w:b w:val="false"/>
+                <w:bCs w:val="false"/>
+                <w:sz w:val="16"/>
+                <w:szCs w:val="16"/>
+              </w:rPr>
+              <w:t xml:space="preserve">別居 → 合算しない</w:t>
+            </w:r>
+          </w:p>
+        </w:tc>
+      </w:tr>
+      <w:tr>
+        <w:tc>
+          <w:tcPr>
+            <w:tcW w:type="dxa" w:w="1900"/>
+            <w:shd w:fill="EEEEEE" w:val="clear"/>
+            <w:tcMar>
+              <w:top w:type="dxa" w:w="50"/>
+              <w:left w:type="dxa" w:w="100"/>
+              <w:bottom w:type="dxa" w:w="50"/>
+              <w:right w:type="dxa" w:w="100"/>
+            </w:tcMar>
+            <w:vAlign w:val="center"/>
+          </w:tcPr>
+          <w:p>
+            <w:pPr>
+              <w:spacing w:after="0" w:before="0"/>
+            </w:pPr>
+            <w:r>
+              <w:rPr>
+                <w:rFonts w:ascii="MS Mincho" w:eastAsia="ＭＳ 明朝" w:hAnsi="MS Mincho"/>
+                <w:b w:val="false"/>
+                <w:bCs w:val="false"/>
+                <w:sz w:val="16"/>
+                <w:szCs w:val="16"/>
+              </w:rPr>
+              <w:t xml:space="preserve">STEP２ 父母の課税</w:t>
+            </w:r>
+          </w:p>
+        </w:tc>
+        <w:tc>
+          <w:tcPr>
+            <w:tcW w:type="dxa" w:w="5100"/>
+            <w:tcMar>
+              <w:top w:type="dxa" w:w="50"/>
+              <w:left w:type="dxa" w:w="100"/>
+              <w:bottom w:type="dxa" w:w="50"/>
+              <w:right w:type="dxa" w:w="100"/>
+            </w:tcMar>
+            <w:vAlign w:val="center"/>
+          </w:tcPr>
+          <w:p>
+            <w:pPr>
+              <w:spacing w:after="0" w:before="0"/>
+            </w:pPr>
+            <w:r>
+              <w:rPr>
+                <w:rFonts w:ascii="MS Mincho" w:eastAsia="ＭＳ 明朝" w:hAnsi="MS Mincho"/>
+                <w:b w:val="false"/>
+                <w:bCs w:val="false"/>
+                <w:sz w:val="16"/>
+                <w:szCs w:val="16"/>
+              </w:rPr>
+              <w:t xml:space="preserve">□ 所得割課税あり　□ 非課税（申告済）　□ 未申告</w:t>
+            </w:r>
+          </w:p>
+        </w:tc>
+        <w:tc>
+          <w:tcPr>
+            <w:tcW w:type="dxa" w:w="2638"/>
+            <w:tcMar>
+              <w:top w:type="dxa" w:w="50"/>
+              <w:left w:type="dxa" w:w="100"/>
+              <w:bottom w:type="dxa" w:w="50"/>
+              <w:right w:type="dxa" w:w="100"/>
+            </w:tcMar>
+            <w:vAlign w:val="center"/>
+          </w:tcPr>
+          <w:p>
+            <w:pPr>
+              <w:spacing w:after="0" w:before="0"/>
+            </w:pPr>
+            <w:r>
+              <w:rPr>
+                <w:rFonts w:ascii="MS Mincho" w:eastAsia="ＭＳ 明朝" w:hAnsi="MS Mincho"/>
+                <w:b w:val="false"/>
+                <w:bCs w:val="false"/>
+                <w:sz w:val="16"/>
+                <w:szCs w:val="16"/>
+              </w:rPr>
+              <w:t xml:space="preserve">課税あり → 合算しない／未申告 → 最高階層</w:t>
+            </w:r>
+          </w:p>
+        </w:tc>
+      </w:tr>
+      <w:tr>
+        <w:tc>
+          <w:tcPr>
+            <w:tcW w:type="dxa" w:w="1900"/>
+            <w:shd w:fill="EEEEEE" w:val="clear"/>
+            <w:tcMar>
+              <w:top w:type="dxa" w:w="50"/>
+              <w:left w:type="dxa" w:w="100"/>
+              <w:bottom w:type="dxa" w:w="50"/>
+              <w:right w:type="dxa" w:w="100"/>
+            </w:tcMar>
+            <w:vAlign w:val="center"/>
+          </w:tcPr>
+          <w:p>
+            <w:pPr>
+              <w:spacing w:after="0" w:before="0"/>
+            </w:pPr>
+            <w:r>
+              <w:rPr>
+                <w:rFonts w:ascii="MS Mincho" w:eastAsia="ＭＳ 明朝" w:hAnsi="MS Mincho"/>
+                <w:b w:val="false"/>
+                <w:bCs w:val="false"/>
+                <w:sz w:val="16"/>
+                <w:szCs w:val="16"/>
+              </w:rPr>
+              <w:t xml:space="preserve">STEP３ 父母の収入</w:t>
+            </w:r>
+          </w:p>
+        </w:tc>
+        <w:tc>
+          <w:tcPr>
+            <w:tcW w:type="dxa" w:w="5100"/>
+            <w:tcMar>
+              <w:top w:type="dxa" w:w="50"/>
+              <w:left w:type="dxa" w:w="100"/>
+              <w:bottom w:type="dxa" w:w="50"/>
+              <w:right w:type="dxa" w:w="100"/>
+            </w:tcMar>
+            <w:vAlign w:val="center"/>
+          </w:tcPr>
+          <w:p>
+            <w:pPr>
+              <w:spacing w:after="0" w:before="0"/>
+            </w:pPr>
+            <w:r>
+              <w:rPr>
+                <w:rFonts w:ascii="MS Mincho" w:eastAsia="ＭＳ 明朝" w:hAnsi="MS Mincho"/>
+                <w:b w:val="false"/>
+                <w:bCs w:val="false"/>
+                <w:sz w:val="16"/>
+                <w:szCs w:val="16"/>
+              </w:rPr>
+              <w:t xml:space="preserve">基準Ｐ１（　　　　　　円）　□ Ｐ１以上　□ Ｐ１未満</w:t>
+            </w:r>
+          </w:p>
+        </w:tc>
+        <w:tc>
+          <w:tcPr>
+            <w:tcW w:type="dxa" w:w="2638"/>
+            <w:tcMar>
+              <w:top w:type="dxa" w:w="50"/>
+              <w:left w:type="dxa" w:w="100"/>
+              <w:bottom w:type="dxa" w:w="50"/>
+              <w:right w:type="dxa" w:w="100"/>
+            </w:tcMar>
+            <w:vAlign w:val="center"/>
+          </w:tcPr>
+          <w:p>
+            <w:pPr>
+              <w:spacing w:after="0" w:before="0"/>
+            </w:pPr>
+            <w:r>
+              <w:rPr>
+                <w:rFonts w:ascii="MS Mincho" w:eastAsia="ＭＳ 明朝" w:hAnsi="MS Mincho"/>
+                <w:b w:val="false"/>
+                <w:bCs w:val="false"/>
+                <w:sz w:val="16"/>
+                <w:szCs w:val="16"/>
+              </w:rPr>
+              <w:t xml:space="preserve">Ｐ１以上 → 合算しない</w:t>
+            </w:r>
+          </w:p>
+        </w:tc>
+      </w:tr>
+      <w:tr>
+        <w:tc>
+          <w:tcPr>
+            <w:tcW w:type="dxa" w:w="1900"/>
+            <w:shd w:fill="EEEEEE" w:val="clear"/>
+            <w:tcMar>
+              <w:top w:type="dxa" w:w="50"/>
+              <w:left w:type="dxa" w:w="100"/>
+              <w:bottom w:type="dxa" w:w="50"/>
+              <w:right w:type="dxa" w:w="100"/>
+            </w:tcMar>
+            <w:vAlign w:val="center"/>
+          </w:tcPr>
+          <w:p>
+            <w:pPr>
+              <w:spacing w:after="0" w:before="0"/>
+            </w:pPr>
+            <w:r>
+              <w:rPr>
+                <w:rFonts w:ascii="MS Mincho" w:eastAsia="ＭＳ 明朝" w:hAnsi="MS Mincho"/>
+                <w:b w:val="false"/>
+                <w:bCs w:val="false"/>
+                <w:sz w:val="16"/>
+                <w:szCs w:val="16"/>
+              </w:rPr>
+              <w:t xml:space="preserve">STEP４ 扶養関係</w:t>
+            </w:r>
+          </w:p>
+        </w:tc>
+        <w:tc>
+          <w:tcPr>
+            <w:tcW w:type="dxa" w:w="5100"/>
+            <w:tcMar>
+              <w:top w:type="dxa" w:w="50"/>
+              <w:left w:type="dxa" w:w="100"/>
+              <w:bottom w:type="dxa" w:w="50"/>
+              <w:right w:type="dxa" w:w="100"/>
+            </w:tcMar>
+            <w:vAlign w:val="center"/>
+          </w:tcPr>
+          <w:p>
+            <w:pPr>
+              <w:spacing w:after="0" w:before="0"/>
+            </w:pPr>
+            <w:r>
+              <w:rPr>
+                <w:rFonts w:ascii="MS Mincho" w:eastAsia="ＭＳ 明朝" w:hAnsi="MS Mincho"/>
+                <w:b w:val="false"/>
+                <w:bCs w:val="false"/>
+                <w:sz w:val="16"/>
+                <w:szCs w:val="16"/>
+              </w:rPr>
+              <w:t xml:space="preserve">□ 該当あり（税扶養・健保扶養・手当のいずれか）　□ すべて非該当</w:t>
+            </w:r>
+          </w:p>
+        </w:tc>
+        <w:tc>
+          <w:tcPr>
+            <w:tcW w:type="dxa" w:w="2638"/>
+            <w:tcMar>
+              <w:top w:type="dxa" w:w="50"/>
+              <w:left w:type="dxa" w:w="100"/>
+              <w:bottom w:type="dxa" w:w="50"/>
+              <w:right w:type="dxa" w:w="100"/>
+            </w:tcMar>
+            <w:vAlign w:val="center"/>
+          </w:tcPr>
+          <w:p>
+            <w:pPr>
+              <w:spacing w:after="0" w:before="0"/>
+            </w:pPr>
+            <w:r>
+              <w:rPr>
+                <w:rFonts w:ascii="MS Mincho" w:eastAsia="ＭＳ 明朝" w:hAnsi="MS Mincho"/>
+                <w:b w:val="false"/>
+                <w:bCs w:val="false"/>
+                <w:sz w:val="16"/>
+                <w:szCs w:val="16"/>
+              </w:rPr>
+              <w:t xml:space="preserve">該当あり → 合算する</w:t>
+            </w:r>
+          </w:p>
+        </w:tc>
+      </w:tr>
+      <w:tr>
+        <w:tc>
+          <w:tcPr>
+            <w:tcW w:type="dxa" w:w="1900"/>
+            <w:shd w:fill="EEEEEE" w:val="clear"/>
+            <w:tcMar>
+              <w:top w:type="dxa" w:w="50"/>
+              <w:left w:type="dxa" w:w="100"/>
+              <w:bottom w:type="dxa" w:w="50"/>
+              <w:right w:type="dxa" w:w="100"/>
+            </w:tcMar>
+            <w:vAlign w:val="center"/>
+          </w:tcPr>
+          <w:p>
+            <w:pPr>
+              <w:spacing w:after="0" w:before="0"/>
+            </w:pPr>
+            <w:r>
+              <w:rPr>
+                <w:rFonts w:ascii="MS Mincho" w:eastAsia="ＭＳ 明朝" w:hAnsi="MS Mincho"/>
+                <w:b w:val="false"/>
+                <w:bCs w:val="false"/>
+                <w:sz w:val="16"/>
+                <w:szCs w:val="16"/>
+              </w:rPr>
+              <w:t xml:space="preserve">STEP６ ４要件</w:t>
+            </w:r>
+          </w:p>
+        </w:tc>
+        <w:tc>
+          <w:tcPr>
+            <w:tcW w:type="dxa" w:w="5100"/>
+            <w:tcMar>
+              <w:top w:type="dxa" w:w="50"/>
+              <w:left w:type="dxa" w:w="100"/>
+              <w:bottom w:type="dxa" w:w="50"/>
+              <w:right w:type="dxa" w:w="100"/>
+            </w:tcMar>
+            <w:vAlign w:val="center"/>
+          </w:tcPr>
+          <w:p>
+            <w:pPr>
+              <w:spacing w:after="0" w:before="0"/>
+            </w:pPr>
+            <w:r>
+              <w:rPr>
+                <w:rFonts w:ascii="MS Mincho" w:eastAsia="ＭＳ 明朝" w:hAnsi="MS Mincho"/>
+                <w:b w:val="false"/>
+                <w:bCs w:val="false"/>
+                <w:sz w:val="16"/>
+                <w:szCs w:val="16"/>
+              </w:rPr>
+              <w:t xml:space="preserve">Ａ住居 □充足 □欠落　　Ｂ家計 □充足 □欠落　　Ｃ扶養なし □充足 □欠落　　Ｄ独立収入 □充足 □欠落</w:t>
+            </w:r>
+          </w:p>
+        </w:tc>
+        <w:tc>
+          <w:tcPr>
+            <w:tcW w:type="dxa" w:w="2638"/>
+            <w:tcMar>
+              <w:top w:type="dxa" w:w="50"/>
+              <w:left w:type="dxa" w:w="100"/>
+              <w:bottom w:type="dxa" w:w="50"/>
+              <w:right w:type="dxa" w:w="100"/>
+            </w:tcMar>
+            <w:vAlign w:val="center"/>
+          </w:tcPr>
+          <w:p>
+            <w:pPr>
+              <w:spacing w:after="0" w:before="0"/>
+            </w:pPr>
+            <w:r>
+              <w:rPr>
+                <w:rFonts w:ascii="MS Mincho" w:eastAsia="ＭＳ 明朝" w:hAnsi="MS Mincho"/>
+                <w:b w:val="false"/>
+                <w:bCs w:val="false"/>
+                <w:sz w:val="16"/>
+                <w:szCs w:val="16"/>
+              </w:rPr>
+              <w:t xml:space="preserve">全て充足 → 別生計／1つでも欠落 → 合算</w:t>
+            </w:r>
+          </w:p>
+        </w:tc>
+      </w:tr>
+      <w:tr>
+        <w:tc>
+          <w:tcPr>
+            <w:tcW w:type="dxa" w:w="1900"/>
+            <w:shd w:fill="EEEEEE" w:val="clear"/>
+            <w:tcMar>
+              <w:top w:type="dxa" w:w="50"/>
+              <w:left w:type="dxa" w:w="100"/>
+              <w:bottom w:type="dxa" w:w="50"/>
+              <w:right w:type="dxa" w:w="100"/>
+            </w:tcMar>
+            <w:vAlign w:val="center"/>
+          </w:tcPr>
+          <w:p>
+            <w:pPr>
+              <w:spacing w:after="0" w:before="0"/>
+            </w:pPr>
+            <w:r>
+              <w:rPr>
+                <w:rFonts w:ascii="MS Mincho" w:eastAsia="ＭＳ 明朝" w:hAnsi="MS Mincho"/>
+                <w:b w:val="false"/>
+                <w:bCs w:val="false"/>
+                <w:sz w:val="16"/>
+                <w:szCs w:val="16"/>
+              </w:rPr>
+              <w:t xml:space="preserve">判　定</w:t>
+            </w:r>
+          </w:p>
+        </w:tc>
+        <w:tc>
+          <w:tcPr>
+            <w:tcW w:type="dxa" w:w="5100"/>
+            <w:tcMar>
+              <w:top w:type="dxa" w:w="50"/>
+              <w:left w:type="dxa" w:w="100"/>
+              <w:bottom w:type="dxa" w:w="50"/>
+              <w:right w:type="dxa" w:w="100"/>
+            </w:tcMar>
+            <w:vAlign w:val="center"/>
+          </w:tcPr>
+          <w:p>
+            <w:pPr>
+              <w:spacing w:after="0" w:before="0"/>
+            </w:pPr>
+            <w:r>
+              <w:rPr>
+                <w:rFonts w:ascii="MS Mincho" w:eastAsia="ＭＳ 明朝" w:hAnsi="MS Mincho"/>
+                <w:b w:val="false"/>
+                <w:bCs w:val="false"/>
+                <w:sz w:val="16"/>
+                <w:szCs w:val="16"/>
+              </w:rPr>
+              <w:t xml:space="preserve">□ 合算しない（別生計）　□ 合算する（主宰者：所得割最多の　　　　　　　）　□ 最高階層</w:t>
+            </w:r>
+          </w:p>
+        </w:tc>
+        <w:tc>
+          <w:tcPr>
+            <w:tcW w:type="dxa" w:w="2638"/>
+            <w:tcMar>
+              <w:top w:type="dxa" w:w="50"/>
+              <w:left w:type="dxa" w:w="100"/>
+              <w:bottom w:type="dxa" w:w="50"/>
+              <w:right w:type="dxa" w:w="100"/>
+            </w:tcMar>
+            <w:vAlign w:val="center"/>
+          </w:tcPr>
+          <w:p>
+            <w:pPr>
+              <w:spacing w:after="0" w:before="0"/>
+            </w:pPr>
+            <w:r>
+              <w:rPr>
+                <w:rFonts w:ascii="MS Mincho" w:eastAsia="ＭＳ 明朝" w:hAnsi="MS Mincho"/>
+                <w:b w:val="false"/>
+                <w:bCs w:val="false"/>
+                <w:sz w:val="16"/>
+                <w:szCs w:val="16"/>
+              </w:rPr>
+              <w:t xml:space="preserve">判定日　　・　　・　　／判定者</w:t>
             </w:r>
           </w:p>
         </w:tc>
@@ -3061,22 +3585,7 @@
     </w:tbl>
     <w:p>
       <w:pPr>
-        <w:spacing w:after="40" w:before="40"/>
-      </w:pPr>
-      <w:r>
-        <w:rPr>
-          <w:rFonts w:ascii="MS Mincho" w:eastAsia="ＭＳ 明朝" w:hAnsi="MS Mincho"/>
-          <w:b w:val="false"/>
-          <w:bCs w:val="false"/>
-          <w:sz w:val="8"/>
-          <w:szCs w:val="8"/>
-        </w:rPr>
-        <w:t xml:space="preserve">　</w:t>
-      </w:r>
-    </w:p>
-    <w:p>
-      <w:pPr>
-        <w:spacing w:after="20" w:before="60"/>
+        <w:spacing w:after="15" w:before="40"/>
       </w:pPr>
       <w:r>
         <w:rPr>
@@ -3091,7 +3600,7 @@
     </w:p>
     <w:p>
       <w:pPr>
-        <w:spacing w:after="20" w:before="40"/>
+        <w:spacing w:after="12" w:before="40"/>
       </w:pPr>
       <w:r>
         <w:rPr>
@@ -3106,7 +3615,7 @@
     </w:p>
     <w:p>
       <w:pPr>
-        <w:spacing w:after="20" w:before="40"/>
+        <w:spacing w:after="12" w:before="40"/>
       </w:pPr>
       <w:r>
         <w:rPr>
@@ -3116,12 +3625,12 @@
           <w:sz w:val="16"/>
           <w:szCs w:val="16"/>
         </w:rPr>
-        <w:t xml:space="preserve">・住民票上世帯分離をしている場合でも、生活実態が同一生計と認められるときは、祖父母等のうち最多収入の方を家計の主宰者として税額が合算されることがあります。</w:t>
+        <w:t xml:space="preserve">・住民票上世帯分離をしている場合でも、住所（地番）が同一であれば「同居」として扱われ、生活実態が同一生計と認められるときは、祖父母等のうち最多所得の方を家計の主宰者として税額が合算されることがあります。</w:t>
       </w:r>
     </w:p>
     <w:p>
       <w:pPr>
-        <w:spacing w:after="20" w:before="40"/>
+        <w:spacing w:after="8" w:before="40"/>
       </w:pPr>
       <w:r>
         <w:rPr>
@@ -3131,12 +3640,12 @@
           <w:sz w:val="16"/>
           <w:szCs w:val="16"/>
         </w:rPr>
-        <w:t xml:space="preserve">・父母の収入状況等によっては、この申立てによらず同一生計と判断される場合があります。詳細は各市町村の担当課にお問い合わせください。</w:t>
+        <w:t xml:space="preserve">・父母の収入が自治体の定める基準（非課税・年収100〜180万円・生活保護基準など。自治体により異なる）以上の場合は、本申立てによらず父母のみの税額で算定されます。詳細は担当課にお問い合わせください。</w:t>
       </w:r>
     </w:p>
     <w:sectPr>
       <w:pgSz w:w="11906" w:h="16838" w:orient="portrait"/>
-      <w:pgMar w:top="1134" w:right="1134" w:bottom="850" w:left="1134" w:header="708" w:footer="708" w:gutter="0"/>
+      <w:pgMar w:top="1000" w:right="1134" w:bottom="570" w:left="1134" w:header="708" w:footer="708" w:gutter="0"/>
       <w:pgNumType/>
       <w:docGrid w:linePitch="360"/>
     </w:sectPr>
